--- a/MANUAL GUIDE PILIHAN NGINAP SISTEMPARKIR.docx
+++ b/MANUAL GUIDE PILIHAN NGINAP SISTEMPARKIR.docx
@@ -1,6 +1,6 @@
 
 <file path=word/document.xml><?xml version="1.0" encoding="utf-8"?>
-<w:document xmlns:ve="http://schemas.openxmlformats.org/markup-compatibility/2006" xmlns:o="urn:schemas-microsoft-com:office:office" xmlns:r="http://schemas.openxmlformats.org/officeDocument/2006/relationships" xmlns:m="http://schemas.openxmlformats.org/officeDocument/2006/math" xmlns:v="urn:schemas-microsoft-com:vml" xmlns:wp="http://schemas.openxmlformats.org/drawingml/2006/wordprocessingDrawing" xmlns:w10="urn:schemas-microsoft-com:office:word" xmlns:w="http://schemas.openxmlformats.org/wordprocessingml/2006/main" xmlns:wne="http://schemas.microsoft.com/office/word/2006/wordml">
+<w:document xmlns:wpc="http://schemas.microsoft.com/office/word/2010/wordprocessingCanvas" xmlns:cx="http://schemas.microsoft.com/office/drawing/2014/chartex" xmlns:cx1="http://schemas.microsoft.com/office/drawing/2015/9/8/chartex" xmlns:cx2="http://schemas.microsoft.com/office/drawing/2015/10/21/chartex" xmlns:cx3="http://schemas.microsoft.com/office/drawing/2016/5/9/chartex" xmlns:cx4="http://schemas.microsoft.com/office/drawing/2016/5/10/chartex" xmlns:cx5="http://schemas.microsoft.com/office/drawing/2016/5/11/chartex" xmlns:cx6="http://schemas.microsoft.com/office/drawing/2016/5/12/chartex" xmlns:cx7="http://schemas.microsoft.com/office/drawing/2016/5/13/chartex" xmlns:cx8="http://schemas.microsoft.com/office/drawing/2016/5/14/chartex" xmlns:mc="http://schemas.openxmlformats.org/markup-compatibility/2006" xmlns:aink="http://schemas.microsoft.com/office/drawing/2016/ink" xmlns:am3d="http://schemas.microsoft.com/office/drawing/2017/model3d" xmlns:o="urn:schemas-microsoft-com:office:office" xmlns:r="http://schemas.openxmlformats.org/officeDocument/2006/relationships" xmlns:m="http://schemas.openxmlformats.org/officeDocument/2006/math" xmlns:v="urn:schemas-microsoft-com:vml" xmlns:wp14="http://schemas.microsoft.com/office/word/2010/wordprocessingDrawing" xmlns:wp="http://schemas.openxmlformats.org/drawingml/2006/wordprocessingDrawing" xmlns:w10="urn:schemas-microsoft-com:office:word" xmlns:w="http://schemas.openxmlformats.org/wordprocessingml/2006/main" xmlns:w14="http://schemas.microsoft.com/office/word/2010/wordml" xmlns:w15="http://schemas.microsoft.com/office/word/2012/wordml" xmlns:w16cid="http://schemas.microsoft.com/office/word/2016/wordml/cid" xmlns:w16se="http://schemas.microsoft.com/office/word/2015/wordml/symex" xmlns:wpg="http://schemas.microsoft.com/office/word/2010/wordprocessingGroup" xmlns:wpi="http://schemas.microsoft.com/office/word/2010/wordprocessingInk" xmlns:wne="http://schemas.microsoft.com/office/word/2006/wordml" xmlns:wps="http://schemas.microsoft.com/office/word/2010/wordprocessingShape" mc:Ignorable="w14 w15 w16se w16cid wp14">
   <w:body>
     <w:p>
       <w:pPr>
@@ -55,7 +55,6 @@
     </w:p>
     <w:p>
       <w:proofErr w:type="spellStart"/>
-      <w:proofErr w:type="gramStart"/>
       <w:r>
         <w:t>Syarat</w:t>
       </w:r>
@@ -109,15 +108,7 @@
       </w:r>
       <w:proofErr w:type="spellEnd"/>
       <w:r>
-        <w:t xml:space="preserve"> </w:t>
-      </w:r>
-      <w:proofErr w:type="spellStart"/>
-      <w:r>
-        <w:t>dan</w:t>
-      </w:r>
-      <w:proofErr w:type="spellEnd"/>
-      <w:r>
-        <w:t xml:space="preserve"> </w:t>
+        <w:t xml:space="preserve"> dan </w:t>
       </w:r>
       <w:proofErr w:type="spellStart"/>
       <w:r>
@@ -143,17 +134,14 @@
       <w:r>
         <w:t>.</w:t>
       </w:r>
-      <w:proofErr w:type="gramEnd"/>
       <w:r>
         <w:t xml:space="preserve"> (</w:t>
       </w:r>
       <w:proofErr w:type="spellStart"/>
-      <w:proofErr w:type="gramStart"/>
       <w:r>
         <w:t>selisih</w:t>
       </w:r>
       <w:proofErr w:type="spellEnd"/>
-      <w:proofErr w:type="gramEnd"/>
       <w:r>
         <w:t xml:space="preserve"> 1 </w:t>
       </w:r>
@@ -242,34 +230,34 @@
         <w:ind w:left="1440"/>
       </w:pPr>
       <w:proofErr w:type="spellStart"/>
+      <w:r>
+        <w:t>sehingga</w:t>
+      </w:r>
+      <w:proofErr w:type="spellEnd"/>
+      <w:r>
+        <w:t xml:space="preserve"> total </w:t>
+      </w:r>
+      <w:proofErr w:type="spellStart"/>
+      <w:r>
+        <w:t>biaya</w:t>
+      </w:r>
+      <w:proofErr w:type="spellEnd"/>
+      <w:r>
+        <w:t xml:space="preserve"> </w:t>
+      </w:r>
+      <w:proofErr w:type="spellStart"/>
+      <w:r>
+        <w:t>nginap</w:t>
+      </w:r>
+      <w:proofErr w:type="spellEnd"/>
+      <w:r>
+        <w:t xml:space="preserve"> = </w:t>
+      </w:r>
       <w:proofErr w:type="gramStart"/>
       <w:r>
-        <w:t>sehingga</w:t>
-      </w:r>
-      <w:proofErr w:type="spellEnd"/>
+        <w:t>0,-</w:t>
+      </w:r>
       <w:proofErr w:type="gramEnd"/>
-      <w:r>
-        <w:t xml:space="preserve"> total </w:t>
-      </w:r>
-      <w:proofErr w:type="spellStart"/>
-      <w:r>
-        <w:t>biaya</w:t>
-      </w:r>
-      <w:proofErr w:type="spellEnd"/>
-      <w:r>
-        <w:t xml:space="preserve"> </w:t>
-      </w:r>
-      <w:proofErr w:type="spellStart"/>
-      <w:r>
-        <w:t>nginap</w:t>
-      </w:r>
-      <w:proofErr w:type="spellEnd"/>
-      <w:r>
-        <w:t xml:space="preserve"> = </w:t>
-      </w:r>
-      <w:r>
-        <w:t>0,-</w:t>
-      </w:r>
     </w:p>
     <w:p>
       <w:pPr>
@@ -316,12 +304,10 @@
         <w:ind w:left="1440"/>
       </w:pPr>
       <w:proofErr w:type="spellStart"/>
-      <w:proofErr w:type="gramStart"/>
       <w:r>
         <w:t>sehingga</w:t>
       </w:r>
       <w:proofErr w:type="spellEnd"/>
-      <w:proofErr w:type="gramEnd"/>
       <w:r>
         <w:t xml:space="preserve"> total </w:t>
       </w:r>
@@ -423,12 +409,10 @@
         <w:t xml:space="preserve">, </w:t>
       </w:r>
       <w:proofErr w:type="spellStart"/>
-      <w:proofErr w:type="gramStart"/>
       <w:r>
         <w:t>sama</w:t>
       </w:r>
       <w:proofErr w:type="spellEnd"/>
-      <w:proofErr w:type="gramEnd"/>
       <w:r>
         <w:t xml:space="preserve"> </w:t>
       </w:r>
@@ -480,13 +464,8 @@
       <w:r>
         <w:t xml:space="preserve"> </w:t>
       </w:r>
-      <w:proofErr w:type="spellStart"/>
-      <w:r>
-        <w:t>di</w:t>
-      </w:r>
-      <w:proofErr w:type="spellEnd"/>
-      <w:r>
-        <w:t xml:space="preserve"> BEDA TANGGAL </w:t>
+      <w:r>
+        <w:t xml:space="preserve">di BEDA TANGGAL </w:t>
       </w:r>
       <w:r>
         <w:t>JAM</w:t>
@@ -597,12 +576,10 @@
         <w:t xml:space="preserve"> </w:t>
       </w:r>
       <w:proofErr w:type="spellStart"/>
-      <w:proofErr w:type="gramStart"/>
       <w:r>
         <w:t>beda</w:t>
       </w:r>
       <w:proofErr w:type="spellEnd"/>
-      <w:proofErr w:type="gramEnd"/>
       <w:r>
         <w:t xml:space="preserve"> </w:t>
       </w:r>
@@ -956,12 +933,10 @@
         <w:t xml:space="preserve">, </w:t>
       </w:r>
       <w:proofErr w:type="spellStart"/>
-      <w:proofErr w:type="gramStart"/>
       <w:r>
         <w:t>sama</w:t>
       </w:r>
       <w:proofErr w:type="spellEnd"/>
-      <w:proofErr w:type="gramEnd"/>
       <w:r>
         <w:t xml:space="preserve"> </w:t>
       </w:r>
@@ -1011,15 +986,7 @@
       </w:r>
       <w:proofErr w:type="spellEnd"/>
       <w:r>
-        <w:t xml:space="preserve"> </w:t>
-      </w:r>
-      <w:proofErr w:type="spellStart"/>
-      <w:r>
-        <w:t>di</w:t>
-      </w:r>
-      <w:proofErr w:type="spellEnd"/>
-      <w:r>
-        <w:t xml:space="preserve"> BEDA TANGGAL JAM 0</w:t>
+        <w:t xml:space="preserve"> di BEDA TANGGAL JAM 0</w:t>
       </w:r>
       <w:r>
         <w:t>8</w:t>
@@ -1133,12 +1100,10 @@
         <w:t xml:space="preserve"> </w:t>
       </w:r>
       <w:proofErr w:type="spellStart"/>
-      <w:proofErr w:type="gramStart"/>
       <w:r>
         <w:t>beda</w:t>
       </w:r>
       <w:proofErr w:type="spellEnd"/>
-      <w:proofErr w:type="gramEnd"/>
       <w:r>
         <w:t xml:space="preserve"> </w:t>
       </w:r>
@@ -1210,12 +1175,10 @@
         <w:t xml:space="preserve"> </w:t>
       </w:r>
       <w:proofErr w:type="spellStart"/>
-      <w:proofErr w:type="gramStart"/>
       <w:r>
         <w:t>akan</w:t>
       </w:r>
       <w:proofErr w:type="spellEnd"/>
-      <w:proofErr w:type="gramEnd"/>
       <w:r>
         <w:t xml:space="preserve"> </w:t>
       </w:r>
@@ -1467,12 +1430,10 @@
         <w:t xml:space="preserve">, </w:t>
       </w:r>
       <w:proofErr w:type="spellStart"/>
-      <w:proofErr w:type="gramStart"/>
       <w:r>
         <w:t>sama</w:t>
       </w:r>
       <w:proofErr w:type="spellEnd"/>
-      <w:proofErr w:type="gramEnd"/>
       <w:r>
         <w:t xml:space="preserve"> </w:t>
       </w:r>
@@ -1522,15 +1483,7 @@
       </w:r>
       <w:proofErr w:type="spellEnd"/>
       <w:r>
-        <w:t xml:space="preserve"> </w:t>
-      </w:r>
-      <w:proofErr w:type="spellStart"/>
-      <w:r>
-        <w:t>di</w:t>
-      </w:r>
-      <w:proofErr w:type="spellEnd"/>
-      <w:r>
-        <w:t xml:space="preserve"> BEDA TANGGAL JAM 10:00, </w:t>
+        <w:t xml:space="preserve"> di BEDA TANGGAL JAM 10:00, </w:t>
       </w:r>
       <w:proofErr w:type="spellStart"/>
       <w:r>
@@ -1630,12 +1583,10 @@
         <w:t xml:space="preserve"> </w:t>
       </w:r>
       <w:proofErr w:type="spellStart"/>
-      <w:proofErr w:type="gramStart"/>
       <w:r>
         <w:t>beda</w:t>
       </w:r>
       <w:proofErr w:type="spellEnd"/>
-      <w:proofErr w:type="gramEnd"/>
       <w:r>
         <w:t xml:space="preserve"> </w:t>
       </w:r>
@@ -1704,12 +1655,10 @@
         <w:t xml:space="preserve"> </w:t>
       </w:r>
       <w:proofErr w:type="spellStart"/>
-      <w:proofErr w:type="gramStart"/>
       <w:r>
         <w:t>akan</w:t>
       </w:r>
       <w:proofErr w:type="spellEnd"/>
-      <w:proofErr w:type="gramEnd"/>
       <w:r>
         <w:t xml:space="preserve"> </w:t>
       </w:r>
@@ -1942,12 +1891,10 @@
         <w:t xml:space="preserve">, </w:t>
       </w:r>
       <w:proofErr w:type="spellStart"/>
-      <w:proofErr w:type="gramStart"/>
       <w:r>
         <w:t>sama</w:t>
       </w:r>
       <w:proofErr w:type="spellEnd"/>
-      <w:proofErr w:type="gramEnd"/>
       <w:r>
         <w:t xml:space="preserve"> </w:t>
       </w:r>
@@ -1997,15 +1944,7 @@
       </w:r>
       <w:proofErr w:type="spellEnd"/>
       <w:r>
-        <w:t xml:space="preserve"> </w:t>
-      </w:r>
-      <w:proofErr w:type="spellStart"/>
-      <w:r>
-        <w:t>di</w:t>
-      </w:r>
-      <w:proofErr w:type="spellEnd"/>
-      <w:r>
-        <w:t xml:space="preserve"> BEDA TANGGAL JAM 12:00, </w:t>
+        <w:t xml:space="preserve"> di BEDA TANGGAL JAM 12:00, </w:t>
       </w:r>
       <w:proofErr w:type="spellStart"/>
       <w:r>
@@ -2104,12 +2043,10 @@
         <w:t xml:space="preserve"> </w:t>
       </w:r>
       <w:proofErr w:type="spellStart"/>
-      <w:proofErr w:type="gramStart"/>
       <w:r>
         <w:t>beda</w:t>
       </w:r>
       <w:proofErr w:type="spellEnd"/>
-      <w:proofErr w:type="gramEnd"/>
       <w:r>
         <w:t xml:space="preserve"> </w:t>
       </w:r>
@@ -2178,12 +2115,10 @@
         <w:t xml:space="preserve"> </w:t>
       </w:r>
       <w:proofErr w:type="spellStart"/>
-      <w:proofErr w:type="gramStart"/>
       <w:r>
         <w:t>akan</w:t>
       </w:r>
       <w:proofErr w:type="spellEnd"/>
-      <w:proofErr w:type="gramEnd"/>
       <w:r>
         <w:t xml:space="preserve"> </w:t>
       </w:r>
@@ -2370,7 +2305,1539 @@
         <w:t>.</w:t>
       </w:r>
     </w:p>
-    <w:p/>
+    <w:p>
+      <w:pPr>
+        <w:pStyle w:val="ListParagraph"/>
+        <w:numPr>
+          <w:ilvl w:val="0"/>
+          <w:numId w:val="1"/>
+        </w:numPr>
+      </w:pPr>
+      <w:r>
+        <w:t xml:space="preserve">BEDA TANGGAL </w:t>
+      </w:r>
+      <w:r>
+        <w:t>LEWAT</w:t>
+      </w:r>
+      <w:r>
+        <w:t xml:space="preserve"> </w:t>
+      </w:r>
+      <w:r>
+        <w:t>4 JAM</w:t>
+      </w:r>
+    </w:p>
+    <w:p>
+      <w:proofErr w:type="spellStart"/>
+      <w:r>
+        <w:t>Syarat</w:t>
+      </w:r>
+      <w:proofErr w:type="spellEnd"/>
+      <w:r>
+        <w:t xml:space="preserve"> </w:t>
+      </w:r>
+      <w:proofErr w:type="spellStart"/>
+      <w:r>
+        <w:t>timbul</w:t>
+      </w:r>
+      <w:proofErr w:type="spellEnd"/>
+      <w:r>
+        <w:t xml:space="preserve"> </w:t>
+      </w:r>
+      <w:proofErr w:type="spellStart"/>
+      <w:r>
+        <w:t>biaya</w:t>
+      </w:r>
+      <w:proofErr w:type="spellEnd"/>
+      <w:r>
+        <w:t xml:space="preserve"> </w:t>
+      </w:r>
+      <w:proofErr w:type="spellStart"/>
+      <w:r>
+        <w:t>nginap</w:t>
+      </w:r>
+      <w:proofErr w:type="spellEnd"/>
+      <w:r>
+        <w:t xml:space="preserve">, </w:t>
+      </w:r>
+      <w:proofErr w:type="spellStart"/>
+      <w:r>
+        <w:t>jika</w:t>
+      </w:r>
+      <w:proofErr w:type="spellEnd"/>
+      <w:r>
+        <w:t xml:space="preserve"> </w:t>
+      </w:r>
+      <w:proofErr w:type="spellStart"/>
+      <w:r>
+        <w:t>tanggal</w:t>
+      </w:r>
+      <w:proofErr w:type="spellEnd"/>
+      <w:r>
+        <w:t xml:space="preserve"> </w:t>
+      </w:r>
+      <w:proofErr w:type="spellStart"/>
+      <w:r>
+        <w:t>masuk</w:t>
+      </w:r>
+      <w:proofErr w:type="spellEnd"/>
+      <w:r>
+        <w:t xml:space="preserve"> dan </w:t>
+      </w:r>
+      <w:proofErr w:type="spellStart"/>
+      <w:r>
+        <w:t>tanggal</w:t>
+      </w:r>
+      <w:proofErr w:type="spellEnd"/>
+      <w:r>
+        <w:t xml:space="preserve"> </w:t>
+      </w:r>
+      <w:proofErr w:type="spellStart"/>
+      <w:r>
+        <w:t>keluar</w:t>
+      </w:r>
+      <w:proofErr w:type="spellEnd"/>
+      <w:r>
+        <w:t xml:space="preserve"> </w:t>
+      </w:r>
+      <w:proofErr w:type="spellStart"/>
+      <w:r>
+        <w:t>berbeda</w:t>
+      </w:r>
+      <w:proofErr w:type="spellEnd"/>
+      <w:r>
+        <w:t xml:space="preserve"> (</w:t>
+      </w:r>
+      <w:proofErr w:type="spellStart"/>
+      <w:r>
+        <w:t>selisih</w:t>
+      </w:r>
+      <w:proofErr w:type="spellEnd"/>
+      <w:r>
+        <w:t xml:space="preserve"> 1 </w:t>
+      </w:r>
+      <w:proofErr w:type="spellStart"/>
+      <w:r>
+        <w:t>hari</w:t>
+      </w:r>
+      <w:proofErr w:type="spellEnd"/>
+      <w:r>
+        <w:t>)</w:t>
+      </w:r>
+      <w:r>
+        <w:t xml:space="preserve"> </w:t>
+      </w:r>
+      <w:r>
+        <w:t xml:space="preserve">dan </w:t>
+      </w:r>
+      <w:proofErr w:type="spellStart"/>
+      <w:r>
+        <w:t>selisih</w:t>
+      </w:r>
+      <w:proofErr w:type="spellEnd"/>
+      <w:r>
+        <w:t xml:space="preserve"> jam </w:t>
+      </w:r>
+      <w:proofErr w:type="spellStart"/>
+      <w:r>
+        <w:t>dari</w:t>
+      </w:r>
+      <w:proofErr w:type="spellEnd"/>
+      <w:r>
+        <w:t xml:space="preserve"> </w:t>
+      </w:r>
+      <w:proofErr w:type="spellStart"/>
+      <w:r>
+        <w:t>tanggal</w:t>
+      </w:r>
+      <w:proofErr w:type="spellEnd"/>
+      <w:r>
+        <w:t xml:space="preserve"> </w:t>
+      </w:r>
+      <w:proofErr w:type="spellStart"/>
+      <w:r>
+        <w:t>masuk</w:t>
+      </w:r>
+      <w:proofErr w:type="spellEnd"/>
+      <w:r>
+        <w:t xml:space="preserve"> dan </w:t>
+      </w:r>
+      <w:proofErr w:type="spellStart"/>
+      <w:r>
+        <w:t>tanggal</w:t>
+      </w:r>
+      <w:proofErr w:type="spellEnd"/>
+      <w:r>
+        <w:t xml:space="preserve"> </w:t>
+      </w:r>
+      <w:proofErr w:type="spellStart"/>
+      <w:r>
+        <w:t>keluar</w:t>
+      </w:r>
+      <w:proofErr w:type="spellEnd"/>
+      <w:r>
+        <w:t xml:space="preserve"> </w:t>
+      </w:r>
+      <w:proofErr w:type="spellStart"/>
+      <w:r>
+        <w:t>lebih</w:t>
+      </w:r>
+      <w:proofErr w:type="spellEnd"/>
+      <w:r>
+        <w:t xml:space="preserve"> </w:t>
+      </w:r>
+      <w:proofErr w:type="spellStart"/>
+      <w:r>
+        <w:t>besar</w:t>
+      </w:r>
+      <w:proofErr w:type="spellEnd"/>
+      <w:r>
+        <w:t xml:space="preserve"> </w:t>
+      </w:r>
+      <w:proofErr w:type="spellStart"/>
+      <w:r>
+        <w:t>dari</w:t>
+      </w:r>
+      <w:proofErr w:type="spellEnd"/>
+      <w:r>
+        <w:t xml:space="preserve"> 4 jam. (</w:t>
+      </w:r>
+      <w:proofErr w:type="spellStart"/>
+      <w:r>
+        <w:t>Jika</w:t>
+      </w:r>
+      <w:proofErr w:type="spellEnd"/>
+      <w:r>
+        <w:t xml:space="preserve"> </w:t>
+      </w:r>
+      <w:proofErr w:type="spellStart"/>
+      <w:r>
+        <w:t>selisihnya</w:t>
+      </w:r>
+      <w:proofErr w:type="spellEnd"/>
+      <w:r>
+        <w:t xml:space="preserve"> </w:t>
+      </w:r>
+      <w:proofErr w:type="spellStart"/>
+      <w:r>
+        <w:t>lebih</w:t>
+      </w:r>
+      <w:proofErr w:type="spellEnd"/>
+      <w:r>
+        <w:t xml:space="preserve"> </w:t>
+      </w:r>
+      <w:proofErr w:type="spellStart"/>
+      <w:r>
+        <w:t>kecil</w:t>
+      </w:r>
+      <w:proofErr w:type="spellEnd"/>
+      <w:r>
+        <w:t xml:space="preserve"> dan </w:t>
+      </w:r>
+      <w:proofErr w:type="spellStart"/>
+      <w:r>
+        <w:t>sama</w:t>
+      </w:r>
+      <w:proofErr w:type="spellEnd"/>
+      <w:r>
+        <w:t xml:space="preserve"> </w:t>
+      </w:r>
+      <w:proofErr w:type="spellStart"/>
+      <w:r>
+        <w:t>dengan</w:t>
+      </w:r>
+      <w:proofErr w:type="spellEnd"/>
+      <w:r>
+        <w:t xml:space="preserve"> 4 jam </w:t>
+      </w:r>
+      <w:proofErr w:type="spellStart"/>
+      <w:r>
+        <w:t>maka</w:t>
+      </w:r>
+      <w:proofErr w:type="spellEnd"/>
+      <w:r>
+        <w:t xml:space="preserve"> </w:t>
+      </w:r>
+      <w:proofErr w:type="spellStart"/>
+      <w:r>
+        <w:t>biaya</w:t>
+      </w:r>
+      <w:proofErr w:type="spellEnd"/>
+      <w:r>
+        <w:t xml:space="preserve"> </w:t>
+      </w:r>
+      <w:proofErr w:type="spellStart"/>
+      <w:r>
+        <w:t>nginap</w:t>
+      </w:r>
+      <w:proofErr w:type="spellEnd"/>
+      <w:r>
+        <w:t xml:space="preserve"> </w:t>
+      </w:r>
+      <w:proofErr w:type="spellStart"/>
+      <w:r>
+        <w:t>tetap</w:t>
+      </w:r>
+      <w:proofErr w:type="spellEnd"/>
+      <w:r>
+        <w:t xml:space="preserve"> 0</w:t>
+      </w:r>
+      <w:r>
+        <w:t>)</w:t>
+      </w:r>
+    </w:p>
+    <w:p>
+      <w:proofErr w:type="spellStart"/>
+      <w:proofErr w:type="gramStart"/>
+      <w:r>
+        <w:t>Contoh</w:t>
+      </w:r>
+      <w:proofErr w:type="spellEnd"/>
+      <w:r>
+        <w:t xml:space="preserve"> :</w:t>
+      </w:r>
+      <w:proofErr w:type="gramEnd"/>
+      <w:r>
+        <w:t xml:space="preserve"> </w:t>
+      </w:r>
+      <w:r>
+        <w:tab/>
+        <w:t xml:space="preserve">a.     </w:t>
+      </w:r>
+      <w:proofErr w:type="spellStart"/>
+      <w:r>
+        <w:t>Tanggal</w:t>
+      </w:r>
+      <w:proofErr w:type="spellEnd"/>
+      <w:r>
+        <w:t xml:space="preserve"> </w:t>
+      </w:r>
+      <w:proofErr w:type="spellStart"/>
+      <w:r>
+        <w:t>masuk</w:t>
+      </w:r>
+      <w:proofErr w:type="spellEnd"/>
+      <w:r>
+        <w:t xml:space="preserve"> 30 Mei 2026 21:30:00, </w:t>
+      </w:r>
+      <w:proofErr w:type="spellStart"/>
+      <w:r>
+        <w:t>Tanggal</w:t>
+      </w:r>
+      <w:proofErr w:type="spellEnd"/>
+      <w:r>
+        <w:t xml:space="preserve"> </w:t>
+      </w:r>
+      <w:proofErr w:type="spellStart"/>
+      <w:r>
+        <w:t>keluar</w:t>
+      </w:r>
+      <w:proofErr w:type="spellEnd"/>
+      <w:r>
+        <w:t xml:space="preserve"> 31 Mei 2026 00:</w:t>
+      </w:r>
+      <w:r>
+        <w:t>3</w:t>
+      </w:r>
+      <w:r>
+        <w:t>0:0</w:t>
+      </w:r>
+      <w:r>
+        <w:t>0</w:t>
+      </w:r>
+    </w:p>
+    <w:p>
+      <w:r>
+        <w:t xml:space="preserve">, total </w:t>
+      </w:r>
+      <w:proofErr w:type="spellStart"/>
+      <w:r>
+        <w:t>biaya</w:t>
+      </w:r>
+      <w:proofErr w:type="spellEnd"/>
+      <w:r>
+        <w:t xml:space="preserve"> </w:t>
+      </w:r>
+      <w:proofErr w:type="spellStart"/>
+      <w:r>
+        <w:t>nginap</w:t>
+      </w:r>
+      <w:proofErr w:type="spellEnd"/>
+      <w:r>
+        <w:t xml:space="preserve"> = </w:t>
+      </w:r>
+      <w:proofErr w:type="gramStart"/>
+      <w:r>
+        <w:t>0,-</w:t>
+      </w:r>
+      <w:proofErr w:type="gramEnd"/>
+      <w:r>
+        <w:t xml:space="preserve"> (</w:t>
+      </w:r>
+      <w:proofErr w:type="spellStart"/>
+      <w:r>
+        <w:t>karena</w:t>
+      </w:r>
+      <w:proofErr w:type="spellEnd"/>
+      <w:r>
+        <w:t xml:space="preserve"> </w:t>
+      </w:r>
+      <w:proofErr w:type="spellStart"/>
+      <w:r>
+        <w:t>selisih</w:t>
+      </w:r>
+      <w:proofErr w:type="spellEnd"/>
+      <w:r>
+        <w:t xml:space="preserve"> </w:t>
+      </w:r>
+      <w:proofErr w:type="spellStart"/>
+      <w:r>
+        <w:t>hanya</w:t>
+      </w:r>
+      <w:proofErr w:type="spellEnd"/>
+      <w:r>
+        <w:t xml:space="preserve"> 3 jam)</w:t>
+      </w:r>
+    </w:p>
+    <w:p>
+      <w:r>
+        <w:tab/>
+      </w:r>
+      <w:r>
+        <w:tab/>
+        <w:t xml:space="preserve">b.     </w:t>
+      </w:r>
+      <w:proofErr w:type="spellStart"/>
+      <w:r>
+        <w:t>Tanggal</w:t>
+      </w:r>
+      <w:proofErr w:type="spellEnd"/>
+      <w:r>
+        <w:t xml:space="preserve"> </w:t>
+      </w:r>
+      <w:proofErr w:type="spellStart"/>
+      <w:r>
+        <w:t>masuk</w:t>
+      </w:r>
+      <w:proofErr w:type="spellEnd"/>
+      <w:r>
+        <w:t xml:space="preserve"> 30 Mei 2026 21:30:00, </w:t>
+      </w:r>
+      <w:proofErr w:type="spellStart"/>
+      <w:r>
+        <w:t>Tanggal</w:t>
+      </w:r>
+      <w:proofErr w:type="spellEnd"/>
+      <w:r>
+        <w:t xml:space="preserve"> </w:t>
+      </w:r>
+      <w:proofErr w:type="spellStart"/>
+      <w:r>
+        <w:t>keluar</w:t>
+      </w:r>
+      <w:proofErr w:type="spellEnd"/>
+      <w:r>
+        <w:t xml:space="preserve"> 31 Mei 2026 </w:t>
+      </w:r>
+      <w:r>
+        <w:t>0</w:t>
+      </w:r>
+      <w:r>
+        <w:t>2:</w:t>
+      </w:r>
+      <w:r>
+        <w:t>3</w:t>
+      </w:r>
+      <w:r>
+        <w:t>0:0</w:t>
+      </w:r>
+      <w:r>
+        <w:t>0 (</w:t>
+      </w:r>
+      <w:proofErr w:type="spellStart"/>
+      <w:r>
+        <w:t>selisih</w:t>
+      </w:r>
+      <w:proofErr w:type="spellEnd"/>
+      <w:r>
+        <w:t xml:space="preserve"> 5 jam)</w:t>
+      </w:r>
+      <w:r>
+        <w:t xml:space="preserve">, total </w:t>
+      </w:r>
+      <w:proofErr w:type="spellStart"/>
+      <w:r>
+        <w:t>biaya</w:t>
+      </w:r>
+      <w:proofErr w:type="spellEnd"/>
+      <w:r>
+        <w:t xml:space="preserve"> </w:t>
+      </w:r>
+      <w:proofErr w:type="spellStart"/>
+      <w:r>
+        <w:t>nginap</w:t>
+      </w:r>
+      <w:proofErr w:type="spellEnd"/>
+      <w:r>
+        <w:t xml:space="preserve"> = 1 </w:t>
+      </w:r>
+      <w:proofErr w:type="spellStart"/>
+      <w:r>
+        <w:t>hari</w:t>
+      </w:r>
+      <w:proofErr w:type="spellEnd"/>
+      <w:r>
+        <w:t xml:space="preserve"> x </w:t>
+      </w:r>
+      <w:proofErr w:type="spellStart"/>
+      <w:r>
+        <w:t>biaya</w:t>
+      </w:r>
+      <w:proofErr w:type="spellEnd"/>
+      <w:r>
+        <w:t xml:space="preserve"> </w:t>
+      </w:r>
+      <w:proofErr w:type="spellStart"/>
+      <w:r>
+        <w:t>nginap</w:t>
+      </w:r>
+      <w:proofErr w:type="spellEnd"/>
+      <w:r>
+        <w:t>.</w:t>
+      </w:r>
+    </w:p>
+    <w:p>
+      <w:pPr>
+        <w:pStyle w:val="ListParagraph"/>
+        <w:numPr>
+          <w:ilvl w:val="0"/>
+          <w:numId w:val="1"/>
+        </w:numPr>
+      </w:pPr>
+      <w:r>
+        <w:t xml:space="preserve">BEDA TANGGAL LEWAT </w:t>
+      </w:r>
+      <w:r>
+        <w:t>6</w:t>
+      </w:r>
+      <w:r>
+        <w:t xml:space="preserve"> JAM</w:t>
+      </w:r>
+    </w:p>
+    <w:p>
+      <w:proofErr w:type="spellStart"/>
+      <w:r>
+        <w:t>Syarat</w:t>
+      </w:r>
+      <w:proofErr w:type="spellEnd"/>
+      <w:r>
+        <w:t xml:space="preserve"> </w:t>
+      </w:r>
+      <w:proofErr w:type="spellStart"/>
+      <w:r>
+        <w:t>timbul</w:t>
+      </w:r>
+      <w:proofErr w:type="spellEnd"/>
+      <w:r>
+        <w:t xml:space="preserve"> </w:t>
+      </w:r>
+      <w:proofErr w:type="spellStart"/>
+      <w:r>
+        <w:t>biaya</w:t>
+      </w:r>
+      <w:proofErr w:type="spellEnd"/>
+      <w:r>
+        <w:t xml:space="preserve"> </w:t>
+      </w:r>
+      <w:proofErr w:type="spellStart"/>
+      <w:r>
+        <w:t>nginap</w:t>
+      </w:r>
+      <w:proofErr w:type="spellEnd"/>
+      <w:r>
+        <w:t xml:space="preserve">, </w:t>
+      </w:r>
+      <w:proofErr w:type="spellStart"/>
+      <w:r>
+        <w:t>jika</w:t>
+      </w:r>
+      <w:proofErr w:type="spellEnd"/>
+      <w:r>
+        <w:t xml:space="preserve"> </w:t>
+      </w:r>
+      <w:proofErr w:type="spellStart"/>
+      <w:r>
+        <w:t>tanggal</w:t>
+      </w:r>
+      <w:proofErr w:type="spellEnd"/>
+      <w:r>
+        <w:t xml:space="preserve"> </w:t>
+      </w:r>
+      <w:proofErr w:type="spellStart"/>
+      <w:r>
+        <w:t>masuk</w:t>
+      </w:r>
+      <w:proofErr w:type="spellEnd"/>
+      <w:r>
+        <w:t xml:space="preserve"> dan </w:t>
+      </w:r>
+      <w:proofErr w:type="spellStart"/>
+      <w:r>
+        <w:t>tanggal</w:t>
+      </w:r>
+      <w:proofErr w:type="spellEnd"/>
+      <w:r>
+        <w:t xml:space="preserve"> </w:t>
+      </w:r>
+      <w:proofErr w:type="spellStart"/>
+      <w:r>
+        <w:t>keluar</w:t>
+      </w:r>
+      <w:proofErr w:type="spellEnd"/>
+      <w:r>
+        <w:t xml:space="preserve"> </w:t>
+      </w:r>
+      <w:proofErr w:type="spellStart"/>
+      <w:r>
+        <w:t>berbeda</w:t>
+      </w:r>
+      <w:proofErr w:type="spellEnd"/>
+      <w:r>
+        <w:t xml:space="preserve"> (</w:t>
+      </w:r>
+      <w:proofErr w:type="spellStart"/>
+      <w:r>
+        <w:t>selisih</w:t>
+      </w:r>
+      <w:proofErr w:type="spellEnd"/>
+      <w:r>
+        <w:t xml:space="preserve"> 1 </w:t>
+      </w:r>
+      <w:proofErr w:type="spellStart"/>
+      <w:r>
+        <w:t>hari</w:t>
+      </w:r>
+      <w:proofErr w:type="spellEnd"/>
+      <w:r>
+        <w:t xml:space="preserve">) dan </w:t>
+      </w:r>
+      <w:proofErr w:type="spellStart"/>
+      <w:r>
+        <w:t>selisih</w:t>
+      </w:r>
+      <w:proofErr w:type="spellEnd"/>
+      <w:r>
+        <w:t xml:space="preserve"> jam </w:t>
+      </w:r>
+      <w:proofErr w:type="spellStart"/>
+      <w:r>
+        <w:t>dari</w:t>
+      </w:r>
+      <w:proofErr w:type="spellEnd"/>
+      <w:r>
+        <w:t xml:space="preserve"> </w:t>
+      </w:r>
+      <w:proofErr w:type="spellStart"/>
+      <w:r>
+        <w:t>tanggal</w:t>
+      </w:r>
+      <w:proofErr w:type="spellEnd"/>
+      <w:r>
+        <w:t xml:space="preserve"> </w:t>
+      </w:r>
+      <w:proofErr w:type="spellStart"/>
+      <w:r>
+        <w:t>masuk</w:t>
+      </w:r>
+      <w:proofErr w:type="spellEnd"/>
+      <w:r>
+        <w:t xml:space="preserve"> dan </w:t>
+      </w:r>
+      <w:proofErr w:type="spellStart"/>
+      <w:r>
+        <w:t>tanggal</w:t>
+      </w:r>
+      <w:proofErr w:type="spellEnd"/>
+      <w:r>
+        <w:t xml:space="preserve"> </w:t>
+      </w:r>
+      <w:proofErr w:type="spellStart"/>
+      <w:r>
+        <w:t>keluar</w:t>
+      </w:r>
+      <w:proofErr w:type="spellEnd"/>
+      <w:r>
+        <w:t xml:space="preserve"> </w:t>
+      </w:r>
+      <w:proofErr w:type="spellStart"/>
+      <w:r>
+        <w:t>lebih</w:t>
+      </w:r>
+      <w:proofErr w:type="spellEnd"/>
+      <w:r>
+        <w:t xml:space="preserve"> </w:t>
+      </w:r>
+      <w:proofErr w:type="spellStart"/>
+      <w:r>
+        <w:t>besar</w:t>
+      </w:r>
+      <w:proofErr w:type="spellEnd"/>
+      <w:r>
+        <w:t xml:space="preserve"> </w:t>
+      </w:r>
+      <w:proofErr w:type="spellStart"/>
+      <w:r>
+        <w:t>dari</w:t>
+      </w:r>
+      <w:proofErr w:type="spellEnd"/>
+      <w:r>
+        <w:t xml:space="preserve"> </w:t>
+      </w:r>
+      <w:r>
+        <w:t>6</w:t>
+      </w:r>
+      <w:r>
+        <w:t xml:space="preserve"> jam. (</w:t>
+      </w:r>
+      <w:proofErr w:type="spellStart"/>
+      <w:r>
+        <w:t>Jika</w:t>
+      </w:r>
+      <w:proofErr w:type="spellEnd"/>
+      <w:r>
+        <w:t xml:space="preserve"> </w:t>
+      </w:r>
+      <w:proofErr w:type="spellStart"/>
+      <w:r>
+        <w:t>selisihnya</w:t>
+      </w:r>
+      <w:proofErr w:type="spellEnd"/>
+      <w:r>
+        <w:t xml:space="preserve"> </w:t>
+      </w:r>
+      <w:proofErr w:type="spellStart"/>
+      <w:r>
+        <w:t>lebih</w:t>
+      </w:r>
+      <w:proofErr w:type="spellEnd"/>
+      <w:r>
+        <w:t xml:space="preserve"> </w:t>
+      </w:r>
+      <w:proofErr w:type="spellStart"/>
+      <w:r>
+        <w:t>kecil</w:t>
+      </w:r>
+      <w:proofErr w:type="spellEnd"/>
+      <w:r>
+        <w:t xml:space="preserve"> dan </w:t>
+      </w:r>
+      <w:proofErr w:type="spellStart"/>
+      <w:r>
+        <w:t>sama</w:t>
+      </w:r>
+      <w:proofErr w:type="spellEnd"/>
+      <w:r>
+        <w:t xml:space="preserve"> </w:t>
+      </w:r>
+      <w:proofErr w:type="spellStart"/>
+      <w:r>
+        <w:t>dengan</w:t>
+      </w:r>
+      <w:proofErr w:type="spellEnd"/>
+      <w:r>
+        <w:t xml:space="preserve"> </w:t>
+      </w:r>
+      <w:r>
+        <w:t>6</w:t>
+      </w:r>
+      <w:r>
+        <w:t xml:space="preserve"> jam</w:t>
+      </w:r>
+      <w:r>
+        <w:t>,</w:t>
+      </w:r>
+      <w:r>
+        <w:t xml:space="preserve"> </w:t>
+      </w:r>
+      <w:proofErr w:type="spellStart"/>
+      <w:r>
+        <w:t>maka</w:t>
+      </w:r>
+      <w:proofErr w:type="spellEnd"/>
+      <w:r>
+        <w:t xml:space="preserve"> </w:t>
+      </w:r>
+      <w:proofErr w:type="spellStart"/>
+      <w:r>
+        <w:t>biaya</w:t>
+      </w:r>
+      <w:proofErr w:type="spellEnd"/>
+      <w:r>
+        <w:t xml:space="preserve"> </w:t>
+      </w:r>
+      <w:proofErr w:type="spellStart"/>
+      <w:r>
+        <w:t>nginap</w:t>
+      </w:r>
+      <w:proofErr w:type="spellEnd"/>
+      <w:r>
+        <w:t xml:space="preserve"> </w:t>
+      </w:r>
+      <w:proofErr w:type="spellStart"/>
+      <w:r>
+        <w:t>tetap</w:t>
+      </w:r>
+      <w:proofErr w:type="spellEnd"/>
+      <w:r>
+        <w:t xml:space="preserve"> 0)</w:t>
+      </w:r>
+    </w:p>
+    <w:p>
+      <w:proofErr w:type="spellStart"/>
+      <w:proofErr w:type="gramStart"/>
+      <w:r>
+        <w:t>Contoh</w:t>
+      </w:r>
+      <w:proofErr w:type="spellEnd"/>
+      <w:r>
+        <w:t xml:space="preserve"> :</w:t>
+      </w:r>
+      <w:proofErr w:type="gramEnd"/>
+      <w:r>
+        <w:t xml:space="preserve"> </w:t>
+      </w:r>
+      <w:r>
+        <w:tab/>
+        <w:t xml:space="preserve">a.     </w:t>
+      </w:r>
+      <w:proofErr w:type="spellStart"/>
+      <w:r>
+        <w:t>Tanggal</w:t>
+      </w:r>
+      <w:proofErr w:type="spellEnd"/>
+      <w:r>
+        <w:t xml:space="preserve"> </w:t>
+      </w:r>
+      <w:proofErr w:type="spellStart"/>
+      <w:r>
+        <w:t>masuk</w:t>
+      </w:r>
+      <w:proofErr w:type="spellEnd"/>
+      <w:r>
+        <w:t xml:space="preserve"> 30 Mei 2026 21:30:00, </w:t>
+      </w:r>
+      <w:proofErr w:type="spellStart"/>
+      <w:r>
+        <w:t>Tanggal</w:t>
+      </w:r>
+      <w:proofErr w:type="spellEnd"/>
+      <w:r>
+        <w:t xml:space="preserve"> </w:t>
+      </w:r>
+      <w:proofErr w:type="spellStart"/>
+      <w:r>
+        <w:t>keluar</w:t>
+      </w:r>
+      <w:proofErr w:type="spellEnd"/>
+      <w:r>
+        <w:t xml:space="preserve"> 31 Mei 2026 0</w:t>
+      </w:r>
+      <w:r>
+        <w:t>1</w:t>
+      </w:r>
+      <w:r>
+        <w:t>:30:0</w:t>
+      </w:r>
+      <w:r>
+        <w:t>0</w:t>
+      </w:r>
+    </w:p>
+    <w:p>
+      <w:r>
+        <w:t xml:space="preserve">, total </w:t>
+      </w:r>
+      <w:proofErr w:type="spellStart"/>
+      <w:r>
+        <w:t>biaya</w:t>
+      </w:r>
+      <w:proofErr w:type="spellEnd"/>
+      <w:r>
+        <w:t xml:space="preserve"> </w:t>
+      </w:r>
+      <w:proofErr w:type="spellStart"/>
+      <w:r>
+        <w:t>nginap</w:t>
+      </w:r>
+      <w:proofErr w:type="spellEnd"/>
+      <w:r>
+        <w:t xml:space="preserve"> = </w:t>
+      </w:r>
+      <w:proofErr w:type="gramStart"/>
+      <w:r>
+        <w:t>0,-</w:t>
+      </w:r>
+      <w:proofErr w:type="gramEnd"/>
+      <w:r>
+        <w:t xml:space="preserve"> (</w:t>
+      </w:r>
+      <w:proofErr w:type="spellStart"/>
+      <w:r>
+        <w:t>karena</w:t>
+      </w:r>
+      <w:proofErr w:type="spellEnd"/>
+      <w:r>
+        <w:t xml:space="preserve"> </w:t>
+      </w:r>
+      <w:proofErr w:type="spellStart"/>
+      <w:r>
+        <w:t>selisih</w:t>
+      </w:r>
+      <w:proofErr w:type="spellEnd"/>
+      <w:r>
+        <w:t xml:space="preserve"> </w:t>
+      </w:r>
+      <w:proofErr w:type="spellStart"/>
+      <w:r>
+        <w:t>hanya</w:t>
+      </w:r>
+      <w:proofErr w:type="spellEnd"/>
+      <w:r>
+        <w:t xml:space="preserve"> </w:t>
+      </w:r>
+      <w:r>
+        <w:t>4</w:t>
+      </w:r>
+      <w:r>
+        <w:t xml:space="preserve"> jam)</w:t>
+      </w:r>
+    </w:p>
+    <w:p>
+      <w:r>
+        <w:tab/>
+      </w:r>
+      <w:r>
+        <w:tab/>
+        <w:t xml:space="preserve">b.     </w:t>
+      </w:r>
+      <w:proofErr w:type="spellStart"/>
+      <w:r>
+        <w:t>Tanggal</w:t>
+      </w:r>
+      <w:proofErr w:type="spellEnd"/>
+      <w:r>
+        <w:t xml:space="preserve"> </w:t>
+      </w:r>
+      <w:proofErr w:type="spellStart"/>
+      <w:r>
+        <w:t>masuk</w:t>
+      </w:r>
+      <w:proofErr w:type="spellEnd"/>
+      <w:r>
+        <w:t xml:space="preserve"> 30 Mei 2026 21:30:00, </w:t>
+      </w:r>
+      <w:proofErr w:type="spellStart"/>
+      <w:r>
+        <w:t>Tanggal</w:t>
+      </w:r>
+      <w:proofErr w:type="spellEnd"/>
+      <w:r>
+        <w:t xml:space="preserve"> </w:t>
+      </w:r>
+      <w:proofErr w:type="spellStart"/>
+      <w:r>
+        <w:t>keluar</w:t>
+      </w:r>
+      <w:proofErr w:type="spellEnd"/>
+      <w:r>
+        <w:t xml:space="preserve"> 31 Mei 2026 0</w:t>
+      </w:r>
+      <w:r>
+        <w:t>3</w:t>
+      </w:r>
+      <w:r>
+        <w:t>:30:0</w:t>
+      </w:r>
+      <w:r>
+        <w:t>1</w:t>
+      </w:r>
+      <w:r>
+        <w:t xml:space="preserve"> (</w:t>
+      </w:r>
+      <w:proofErr w:type="spellStart"/>
+      <w:r>
+        <w:t>selisih</w:t>
+      </w:r>
+      <w:proofErr w:type="spellEnd"/>
+      <w:r>
+        <w:t xml:space="preserve"> </w:t>
+      </w:r>
+      <w:r>
+        <w:t>6</w:t>
+      </w:r>
+      <w:r>
+        <w:t xml:space="preserve"> jam</w:t>
+      </w:r>
+      <w:r>
+        <w:t xml:space="preserve"> 1 </w:t>
+      </w:r>
+      <w:proofErr w:type="spellStart"/>
+      <w:r>
+        <w:t>detik</w:t>
+      </w:r>
+      <w:proofErr w:type="spellEnd"/>
+      <w:r>
+        <w:t xml:space="preserve">), total </w:t>
+      </w:r>
+      <w:proofErr w:type="spellStart"/>
+      <w:r>
+        <w:t>biaya</w:t>
+      </w:r>
+      <w:proofErr w:type="spellEnd"/>
+      <w:r>
+        <w:t xml:space="preserve"> </w:t>
+      </w:r>
+      <w:proofErr w:type="spellStart"/>
+      <w:r>
+        <w:t>nginap</w:t>
+      </w:r>
+      <w:proofErr w:type="spellEnd"/>
+      <w:r>
+        <w:t xml:space="preserve"> = 1 </w:t>
+      </w:r>
+      <w:proofErr w:type="spellStart"/>
+      <w:r>
+        <w:t>hari</w:t>
+      </w:r>
+      <w:proofErr w:type="spellEnd"/>
+      <w:r>
+        <w:t xml:space="preserve"> x </w:t>
+      </w:r>
+      <w:proofErr w:type="spellStart"/>
+      <w:r>
+        <w:t>biaya</w:t>
+      </w:r>
+      <w:proofErr w:type="spellEnd"/>
+      <w:r>
+        <w:t xml:space="preserve"> </w:t>
+      </w:r>
+      <w:proofErr w:type="spellStart"/>
+      <w:r>
+        <w:t>nginap</w:t>
+      </w:r>
+      <w:proofErr w:type="spellEnd"/>
+      <w:r>
+        <w:t>.</w:t>
+      </w:r>
+    </w:p>
+    <w:p>
+      <w:pPr>
+        <w:pStyle w:val="ListParagraph"/>
+        <w:numPr>
+          <w:ilvl w:val="0"/>
+          <w:numId w:val="1"/>
+        </w:numPr>
+      </w:pPr>
+      <w:r>
+        <w:t xml:space="preserve">BEDA TANGGAL LEWAT </w:t>
+      </w:r>
+      <w:r>
+        <w:t xml:space="preserve">8 </w:t>
+      </w:r>
+      <w:r>
+        <w:t>JAM</w:t>
+      </w:r>
+    </w:p>
+    <w:p>
+      <w:proofErr w:type="spellStart"/>
+      <w:r>
+        <w:t>Syarat</w:t>
+      </w:r>
+      <w:proofErr w:type="spellEnd"/>
+      <w:r>
+        <w:t xml:space="preserve"> </w:t>
+      </w:r>
+      <w:proofErr w:type="spellStart"/>
+      <w:r>
+        <w:t>timbul</w:t>
+      </w:r>
+      <w:proofErr w:type="spellEnd"/>
+      <w:r>
+        <w:t xml:space="preserve"> </w:t>
+      </w:r>
+      <w:proofErr w:type="spellStart"/>
+      <w:r>
+        <w:t>biaya</w:t>
+      </w:r>
+      <w:proofErr w:type="spellEnd"/>
+      <w:r>
+        <w:t xml:space="preserve"> </w:t>
+      </w:r>
+      <w:proofErr w:type="spellStart"/>
+      <w:r>
+        <w:t>nginap</w:t>
+      </w:r>
+      <w:proofErr w:type="spellEnd"/>
+      <w:r>
+        <w:t xml:space="preserve">, </w:t>
+      </w:r>
+      <w:proofErr w:type="spellStart"/>
+      <w:r>
+        <w:t>jika</w:t>
+      </w:r>
+      <w:proofErr w:type="spellEnd"/>
+      <w:r>
+        <w:t xml:space="preserve"> </w:t>
+      </w:r>
+      <w:proofErr w:type="spellStart"/>
+      <w:r>
+        <w:t>tanggal</w:t>
+      </w:r>
+      <w:proofErr w:type="spellEnd"/>
+      <w:r>
+        <w:t xml:space="preserve"> </w:t>
+      </w:r>
+      <w:proofErr w:type="spellStart"/>
+      <w:r>
+        <w:t>masuk</w:t>
+      </w:r>
+      <w:proofErr w:type="spellEnd"/>
+      <w:r>
+        <w:t xml:space="preserve"> dan </w:t>
+      </w:r>
+      <w:proofErr w:type="spellStart"/>
+      <w:r>
+        <w:t>tanggal</w:t>
+      </w:r>
+      <w:proofErr w:type="spellEnd"/>
+      <w:r>
+        <w:t xml:space="preserve"> </w:t>
+      </w:r>
+      <w:proofErr w:type="spellStart"/>
+      <w:r>
+        <w:t>keluar</w:t>
+      </w:r>
+      <w:proofErr w:type="spellEnd"/>
+      <w:r>
+        <w:t xml:space="preserve"> </w:t>
+      </w:r>
+      <w:proofErr w:type="spellStart"/>
+      <w:r>
+        <w:t>berbeda</w:t>
+      </w:r>
+      <w:proofErr w:type="spellEnd"/>
+      <w:r>
+        <w:t xml:space="preserve"> (</w:t>
+      </w:r>
+      <w:proofErr w:type="spellStart"/>
+      <w:r>
+        <w:t>selisih</w:t>
+      </w:r>
+      <w:proofErr w:type="spellEnd"/>
+      <w:r>
+        <w:t xml:space="preserve"> 1 </w:t>
+      </w:r>
+      <w:proofErr w:type="spellStart"/>
+      <w:r>
+        <w:t>hari</w:t>
+      </w:r>
+      <w:proofErr w:type="spellEnd"/>
+      <w:r>
+        <w:t xml:space="preserve">) dan </w:t>
+      </w:r>
+      <w:proofErr w:type="spellStart"/>
+      <w:r>
+        <w:t>selisih</w:t>
+      </w:r>
+      <w:proofErr w:type="spellEnd"/>
+      <w:r>
+        <w:t xml:space="preserve"> jam </w:t>
+      </w:r>
+      <w:proofErr w:type="spellStart"/>
+      <w:r>
+        <w:t>dari</w:t>
+      </w:r>
+      <w:proofErr w:type="spellEnd"/>
+      <w:r>
+        <w:t xml:space="preserve"> </w:t>
+      </w:r>
+      <w:proofErr w:type="spellStart"/>
+      <w:r>
+        <w:t>tanggal</w:t>
+      </w:r>
+      <w:proofErr w:type="spellEnd"/>
+      <w:r>
+        <w:t xml:space="preserve"> </w:t>
+      </w:r>
+      <w:proofErr w:type="spellStart"/>
+      <w:r>
+        <w:t>masuk</w:t>
+      </w:r>
+      <w:proofErr w:type="spellEnd"/>
+      <w:r>
+        <w:t xml:space="preserve"> dan </w:t>
+      </w:r>
+      <w:proofErr w:type="spellStart"/>
+      <w:r>
+        <w:t>tanggal</w:t>
+      </w:r>
+      <w:proofErr w:type="spellEnd"/>
+      <w:r>
+        <w:t xml:space="preserve"> </w:t>
+      </w:r>
+      <w:proofErr w:type="spellStart"/>
+      <w:r>
+        <w:t>keluar</w:t>
+      </w:r>
+      <w:proofErr w:type="spellEnd"/>
+      <w:r>
+        <w:t xml:space="preserve"> </w:t>
+      </w:r>
+      <w:proofErr w:type="spellStart"/>
+      <w:r>
+        <w:t>lebih</w:t>
+      </w:r>
+      <w:proofErr w:type="spellEnd"/>
+      <w:r>
+        <w:t xml:space="preserve"> </w:t>
+      </w:r>
+      <w:proofErr w:type="spellStart"/>
+      <w:r>
+        <w:t>besar</w:t>
+      </w:r>
+      <w:proofErr w:type="spellEnd"/>
+      <w:r>
+        <w:t xml:space="preserve"> </w:t>
+      </w:r>
+      <w:proofErr w:type="spellStart"/>
+      <w:r>
+        <w:t>dari</w:t>
+      </w:r>
+      <w:proofErr w:type="spellEnd"/>
+      <w:r>
+        <w:t xml:space="preserve"> </w:t>
+      </w:r>
+      <w:r>
+        <w:t>8</w:t>
+      </w:r>
+      <w:r>
+        <w:t xml:space="preserve"> jam. (</w:t>
+      </w:r>
+      <w:proofErr w:type="spellStart"/>
+      <w:r>
+        <w:t>Jika</w:t>
+      </w:r>
+      <w:proofErr w:type="spellEnd"/>
+      <w:r>
+        <w:t xml:space="preserve"> </w:t>
+      </w:r>
+      <w:proofErr w:type="spellStart"/>
+      <w:r>
+        <w:t>selisihnya</w:t>
+      </w:r>
+      <w:proofErr w:type="spellEnd"/>
+      <w:r>
+        <w:t xml:space="preserve"> </w:t>
+      </w:r>
+      <w:proofErr w:type="spellStart"/>
+      <w:r>
+        <w:t>lebih</w:t>
+      </w:r>
+      <w:proofErr w:type="spellEnd"/>
+      <w:r>
+        <w:t xml:space="preserve"> </w:t>
+      </w:r>
+      <w:proofErr w:type="spellStart"/>
+      <w:r>
+        <w:t>kecil</w:t>
+      </w:r>
+      <w:proofErr w:type="spellEnd"/>
+      <w:r>
+        <w:t xml:space="preserve"> dan </w:t>
+      </w:r>
+      <w:proofErr w:type="spellStart"/>
+      <w:r>
+        <w:t>sama</w:t>
+      </w:r>
+      <w:proofErr w:type="spellEnd"/>
+      <w:r>
+        <w:t xml:space="preserve"> </w:t>
+      </w:r>
+      <w:proofErr w:type="spellStart"/>
+      <w:r>
+        <w:t>dengan</w:t>
+      </w:r>
+      <w:proofErr w:type="spellEnd"/>
+      <w:r>
+        <w:t xml:space="preserve"> </w:t>
+      </w:r>
+      <w:r>
+        <w:t>8</w:t>
+      </w:r>
+      <w:r>
+        <w:t xml:space="preserve"> jam, </w:t>
+      </w:r>
+      <w:proofErr w:type="spellStart"/>
+      <w:r>
+        <w:t>maka</w:t>
+      </w:r>
+      <w:proofErr w:type="spellEnd"/>
+      <w:r>
+        <w:t xml:space="preserve"> </w:t>
+      </w:r>
+      <w:proofErr w:type="spellStart"/>
+      <w:r>
+        <w:t>biaya</w:t>
+      </w:r>
+      <w:proofErr w:type="spellEnd"/>
+      <w:r>
+        <w:t xml:space="preserve"> </w:t>
+      </w:r>
+      <w:proofErr w:type="spellStart"/>
+      <w:r>
+        <w:t>nginap</w:t>
+      </w:r>
+      <w:proofErr w:type="spellEnd"/>
+      <w:r>
+        <w:t xml:space="preserve"> </w:t>
+      </w:r>
+      <w:proofErr w:type="spellStart"/>
+      <w:r>
+        <w:t>tetap</w:t>
+      </w:r>
+      <w:proofErr w:type="spellEnd"/>
+      <w:r>
+        <w:t xml:space="preserve"> 0)</w:t>
+      </w:r>
+    </w:p>
+    <w:p>
+      <w:proofErr w:type="spellStart"/>
+      <w:proofErr w:type="gramStart"/>
+      <w:r>
+        <w:lastRenderedPageBreak/>
+        <w:t>Contoh</w:t>
+      </w:r>
+      <w:proofErr w:type="spellEnd"/>
+      <w:r>
+        <w:t xml:space="preserve"> :</w:t>
+      </w:r>
+      <w:proofErr w:type="gramEnd"/>
+      <w:r>
+        <w:t xml:space="preserve"> </w:t>
+      </w:r>
+      <w:r>
+        <w:tab/>
+        <w:t xml:space="preserve">a.     </w:t>
+      </w:r>
+      <w:proofErr w:type="spellStart"/>
+      <w:r>
+        <w:t>Tanggal</w:t>
+      </w:r>
+      <w:proofErr w:type="spellEnd"/>
+      <w:r>
+        <w:t xml:space="preserve"> </w:t>
+      </w:r>
+      <w:proofErr w:type="spellStart"/>
+      <w:r>
+        <w:t>masuk</w:t>
+      </w:r>
+      <w:proofErr w:type="spellEnd"/>
+      <w:r>
+        <w:t xml:space="preserve"> 30 Mei 2026 21:30:00, </w:t>
+      </w:r>
+      <w:proofErr w:type="spellStart"/>
+      <w:r>
+        <w:t>Tanggal</w:t>
+      </w:r>
+      <w:proofErr w:type="spellEnd"/>
+      <w:r>
+        <w:t xml:space="preserve"> </w:t>
+      </w:r>
+      <w:proofErr w:type="spellStart"/>
+      <w:r>
+        <w:t>keluar</w:t>
+      </w:r>
+      <w:proofErr w:type="spellEnd"/>
+      <w:r>
+        <w:t xml:space="preserve"> 31 Mei 2026 0</w:t>
+      </w:r>
+      <w:r>
+        <w:t>3</w:t>
+      </w:r>
+      <w:r>
+        <w:t>:30:00</w:t>
+      </w:r>
+    </w:p>
+    <w:p>
+      <w:r>
+        <w:t xml:space="preserve">, total </w:t>
+      </w:r>
+      <w:proofErr w:type="spellStart"/>
+      <w:r>
+        <w:t>biaya</w:t>
+      </w:r>
+      <w:proofErr w:type="spellEnd"/>
+      <w:r>
+        <w:t xml:space="preserve"> </w:t>
+      </w:r>
+      <w:proofErr w:type="spellStart"/>
+      <w:r>
+        <w:t>nginap</w:t>
+      </w:r>
+      <w:proofErr w:type="spellEnd"/>
+      <w:r>
+        <w:t xml:space="preserve"> = </w:t>
+      </w:r>
+      <w:proofErr w:type="gramStart"/>
+      <w:r>
+        <w:t>0,-</w:t>
+      </w:r>
+      <w:proofErr w:type="gramEnd"/>
+      <w:r>
+        <w:t xml:space="preserve"> (</w:t>
+      </w:r>
+      <w:proofErr w:type="spellStart"/>
+      <w:r>
+        <w:t>karena</w:t>
+      </w:r>
+      <w:proofErr w:type="spellEnd"/>
+      <w:r>
+        <w:t xml:space="preserve"> </w:t>
+      </w:r>
+      <w:proofErr w:type="spellStart"/>
+      <w:r>
+        <w:t>selisih</w:t>
+      </w:r>
+      <w:proofErr w:type="spellEnd"/>
+      <w:r>
+        <w:t xml:space="preserve"> </w:t>
+      </w:r>
+      <w:proofErr w:type="spellStart"/>
+      <w:r>
+        <w:t>hanya</w:t>
+      </w:r>
+      <w:proofErr w:type="spellEnd"/>
+      <w:r>
+        <w:t xml:space="preserve"> </w:t>
+      </w:r>
+      <w:r>
+        <w:t>6</w:t>
+      </w:r>
+      <w:r>
+        <w:t xml:space="preserve"> jam)</w:t>
+      </w:r>
+    </w:p>
+    <w:p>
+      <w:r>
+        <w:tab/>
+      </w:r>
+      <w:r>
+        <w:tab/>
+        <w:t xml:space="preserve">b.     </w:t>
+      </w:r>
+      <w:proofErr w:type="spellStart"/>
+      <w:r>
+        <w:t>Tanggal</w:t>
+      </w:r>
+      <w:proofErr w:type="spellEnd"/>
+      <w:r>
+        <w:t xml:space="preserve"> </w:t>
+      </w:r>
+      <w:proofErr w:type="spellStart"/>
+      <w:r>
+        <w:t>masuk</w:t>
+      </w:r>
+      <w:proofErr w:type="spellEnd"/>
+      <w:r>
+        <w:t xml:space="preserve"> 30 Mei 2026 21:30:00, </w:t>
+      </w:r>
+      <w:proofErr w:type="spellStart"/>
+      <w:r>
+        <w:t>Tanggal</w:t>
+      </w:r>
+      <w:proofErr w:type="spellEnd"/>
+      <w:r>
+        <w:t xml:space="preserve"> </w:t>
+      </w:r>
+      <w:proofErr w:type="spellStart"/>
+      <w:r>
+        <w:t>keluar</w:t>
+      </w:r>
+      <w:proofErr w:type="spellEnd"/>
+      <w:r>
+        <w:t xml:space="preserve"> 31 Mei 2026 0</w:t>
+      </w:r>
+      <w:r>
+        <w:t>5</w:t>
+      </w:r>
+      <w:r>
+        <w:t>:30:01 (</w:t>
+      </w:r>
+      <w:proofErr w:type="spellStart"/>
+      <w:r>
+        <w:t>selisih</w:t>
+      </w:r>
+      <w:proofErr w:type="spellEnd"/>
+      <w:r>
+        <w:t xml:space="preserve"> </w:t>
+      </w:r>
+      <w:r>
+        <w:t>8</w:t>
+      </w:r>
+      <w:r>
+        <w:t xml:space="preserve"> jam 1 </w:t>
+      </w:r>
+      <w:proofErr w:type="spellStart"/>
+      <w:r>
+        <w:t>detik</w:t>
+      </w:r>
+      <w:proofErr w:type="spellEnd"/>
+      <w:r>
+        <w:t xml:space="preserve">), total </w:t>
+      </w:r>
+      <w:proofErr w:type="spellStart"/>
+      <w:r>
+        <w:t>biaya</w:t>
+      </w:r>
+      <w:proofErr w:type="spellEnd"/>
+      <w:r>
+        <w:t xml:space="preserve"> </w:t>
+      </w:r>
+      <w:proofErr w:type="spellStart"/>
+      <w:r>
+        <w:t>nginap</w:t>
+      </w:r>
+      <w:proofErr w:type="spellEnd"/>
+      <w:r>
+        <w:t xml:space="preserve"> = 1 </w:t>
+      </w:r>
+      <w:proofErr w:type="spellStart"/>
+      <w:r>
+        <w:t>hari</w:t>
+      </w:r>
+      <w:proofErr w:type="spellEnd"/>
+      <w:r>
+        <w:t xml:space="preserve"> x </w:t>
+      </w:r>
+      <w:proofErr w:type="spellStart"/>
+      <w:r>
+        <w:t>biaya</w:t>
+      </w:r>
+      <w:proofErr w:type="spellEnd"/>
+      <w:r>
+        <w:t xml:space="preserve"> </w:t>
+      </w:r>
+      <w:proofErr w:type="spellStart"/>
+      <w:r>
+        <w:t>nginap</w:t>
+      </w:r>
+      <w:proofErr w:type="spellEnd"/>
+      <w:r>
+        <w:t>.</w:t>
+      </w:r>
+    </w:p>
+    <w:p>
+      <w:bookmarkStart w:id="0" w:name="_GoBack"/>
+      <w:bookmarkEnd w:id="0"/>
+    </w:p>
     <w:sectPr>
       <w:pgSz w:w="11907" w:h="16839" w:code="9"/>
       <w:pgMar w:top="720" w:right="720" w:bottom="720" w:left="720" w:header="720" w:footer="720" w:gutter="0"/>
@@ -2382,8 +3849,8 @@
 </file>
 
 <file path=word/numbering.xml><?xml version="1.0" encoding="utf-8"?>
-<w:numbering xmlns:ve="http://schemas.openxmlformats.org/markup-compatibility/2006" xmlns:o="urn:schemas-microsoft-com:office:office" xmlns:r="http://schemas.openxmlformats.org/officeDocument/2006/relationships" xmlns:m="http://schemas.openxmlformats.org/officeDocument/2006/math" xmlns:v="urn:schemas-microsoft-com:vml" xmlns:wp="http://schemas.openxmlformats.org/drawingml/2006/wordprocessingDrawing" xmlns:w10="urn:schemas-microsoft-com:office:word" xmlns:w="http://schemas.openxmlformats.org/wordprocessingml/2006/main" xmlns:wne="http://schemas.microsoft.com/office/word/2006/wordml">
-  <w:abstractNum w:abstractNumId="0">
+<w:numbering xmlns:wpc="http://schemas.microsoft.com/office/word/2010/wordprocessingCanvas" xmlns:cx="http://schemas.microsoft.com/office/drawing/2014/chartex" xmlns:cx1="http://schemas.microsoft.com/office/drawing/2015/9/8/chartex" xmlns:cx2="http://schemas.microsoft.com/office/drawing/2015/10/21/chartex" xmlns:cx3="http://schemas.microsoft.com/office/drawing/2016/5/9/chartex" xmlns:cx4="http://schemas.microsoft.com/office/drawing/2016/5/10/chartex" xmlns:cx5="http://schemas.microsoft.com/office/drawing/2016/5/11/chartex" xmlns:cx6="http://schemas.microsoft.com/office/drawing/2016/5/12/chartex" xmlns:cx7="http://schemas.microsoft.com/office/drawing/2016/5/13/chartex" xmlns:cx8="http://schemas.microsoft.com/office/drawing/2016/5/14/chartex" xmlns:mc="http://schemas.openxmlformats.org/markup-compatibility/2006" xmlns:aink="http://schemas.microsoft.com/office/drawing/2016/ink" xmlns:am3d="http://schemas.microsoft.com/office/drawing/2017/model3d" xmlns:o="urn:schemas-microsoft-com:office:office" xmlns:r="http://schemas.openxmlformats.org/officeDocument/2006/relationships" xmlns:m="http://schemas.openxmlformats.org/officeDocument/2006/math" xmlns:v="urn:schemas-microsoft-com:vml" xmlns:wp14="http://schemas.microsoft.com/office/word/2010/wordprocessingDrawing" xmlns:wp="http://schemas.openxmlformats.org/drawingml/2006/wordprocessingDrawing" xmlns:w10="urn:schemas-microsoft-com:office:word" xmlns:w="http://schemas.openxmlformats.org/wordprocessingml/2006/main" xmlns:w14="http://schemas.microsoft.com/office/word/2010/wordml" xmlns:w15="http://schemas.microsoft.com/office/word/2012/wordml" xmlns:w16cid="http://schemas.microsoft.com/office/word/2016/wordml/cid" xmlns:w16se="http://schemas.microsoft.com/office/word/2015/wordml/symex" xmlns:wpg="http://schemas.microsoft.com/office/word/2010/wordprocessingGroup" xmlns:wpi="http://schemas.microsoft.com/office/word/2010/wordprocessingInk" xmlns:wne="http://schemas.microsoft.com/office/word/2006/wordml" xmlns:wps="http://schemas.microsoft.com/office/word/2010/wordprocessingShape" mc:Ignorable="w14 w15 w16se w16cid wp14">
+  <w:abstractNum w:abstractNumId="0" w15:restartNumberingAfterBreak="0">
     <w:nsid w:val="060E686D"/>
     <w:multiLevelType w:val="hybridMultilevel"/>
     <w:tmpl w:val="69A0BAB0"/>
@@ -2472,7 +3939,274 @@
       </w:pPr>
     </w:lvl>
   </w:abstractNum>
-  <w:abstractNum w:abstractNumId="1">
+  <w:abstractNum w:abstractNumId="1" w15:restartNumberingAfterBreak="0">
+    <w:nsid w:val="0C8B5D86"/>
+    <w:multiLevelType w:val="hybridMultilevel"/>
+    <w:tmpl w:val="0A8634E4"/>
+    <w:lvl w:ilvl="0" w:tplc="0409000F">
+      <w:start w:val="1"/>
+      <w:numFmt w:val="decimal"/>
+      <w:lvlText w:val="%1."/>
+      <w:lvlJc w:val="left"/>
+      <w:pPr>
+        <w:ind w:left="1080" w:hanging="360"/>
+      </w:pPr>
+      <w:rPr>
+        <w:rFonts w:hint="default"/>
+      </w:rPr>
+    </w:lvl>
+    <w:lvl w:ilvl="1" w:tplc="04090019" w:tentative="1">
+      <w:start w:val="1"/>
+      <w:numFmt w:val="lowerLetter"/>
+      <w:lvlText w:val="%2."/>
+      <w:lvlJc w:val="left"/>
+      <w:pPr>
+        <w:ind w:left="1800" w:hanging="360"/>
+      </w:pPr>
+    </w:lvl>
+    <w:lvl w:ilvl="2" w:tplc="0409001B" w:tentative="1">
+      <w:start w:val="1"/>
+      <w:numFmt w:val="lowerRoman"/>
+      <w:lvlText w:val="%3."/>
+      <w:lvlJc w:val="right"/>
+      <w:pPr>
+        <w:ind w:left="2520" w:hanging="180"/>
+      </w:pPr>
+    </w:lvl>
+    <w:lvl w:ilvl="3" w:tplc="0409000F" w:tentative="1">
+      <w:start w:val="1"/>
+      <w:numFmt w:val="decimal"/>
+      <w:lvlText w:val="%4."/>
+      <w:lvlJc w:val="left"/>
+      <w:pPr>
+        <w:ind w:left="3240" w:hanging="360"/>
+      </w:pPr>
+    </w:lvl>
+    <w:lvl w:ilvl="4" w:tplc="04090019" w:tentative="1">
+      <w:start w:val="1"/>
+      <w:numFmt w:val="lowerLetter"/>
+      <w:lvlText w:val="%5."/>
+      <w:lvlJc w:val="left"/>
+      <w:pPr>
+        <w:ind w:left="3960" w:hanging="360"/>
+      </w:pPr>
+    </w:lvl>
+    <w:lvl w:ilvl="5" w:tplc="0409001B" w:tentative="1">
+      <w:start w:val="1"/>
+      <w:numFmt w:val="lowerRoman"/>
+      <w:lvlText w:val="%6."/>
+      <w:lvlJc w:val="right"/>
+      <w:pPr>
+        <w:ind w:left="4680" w:hanging="180"/>
+      </w:pPr>
+    </w:lvl>
+    <w:lvl w:ilvl="6" w:tplc="0409000F" w:tentative="1">
+      <w:start w:val="1"/>
+      <w:numFmt w:val="decimal"/>
+      <w:lvlText w:val="%7."/>
+      <w:lvlJc w:val="left"/>
+      <w:pPr>
+        <w:ind w:left="5400" w:hanging="360"/>
+      </w:pPr>
+    </w:lvl>
+    <w:lvl w:ilvl="7" w:tplc="04090019" w:tentative="1">
+      <w:start w:val="1"/>
+      <w:numFmt w:val="lowerLetter"/>
+      <w:lvlText w:val="%8."/>
+      <w:lvlJc w:val="left"/>
+      <w:pPr>
+        <w:ind w:left="6120" w:hanging="360"/>
+      </w:pPr>
+    </w:lvl>
+    <w:lvl w:ilvl="8" w:tplc="0409001B" w:tentative="1">
+      <w:start w:val="1"/>
+      <w:numFmt w:val="lowerRoman"/>
+      <w:lvlText w:val="%9."/>
+      <w:lvlJc w:val="right"/>
+      <w:pPr>
+        <w:ind w:left="6840" w:hanging="180"/>
+      </w:pPr>
+    </w:lvl>
+  </w:abstractNum>
+  <w:abstractNum w:abstractNumId="2" w15:restartNumberingAfterBreak="0">
+    <w:nsid w:val="0CBD4FA7"/>
+    <w:multiLevelType w:val="hybridMultilevel"/>
+    <w:tmpl w:val="4AC60750"/>
+    <w:lvl w:ilvl="0" w:tplc="0409000F">
+      <w:start w:val="1"/>
+      <w:numFmt w:val="decimal"/>
+      <w:lvlText w:val="%1."/>
+      <w:lvlJc w:val="left"/>
+      <w:pPr>
+        <w:ind w:left="1080" w:hanging="360"/>
+      </w:pPr>
+      <w:rPr>
+        <w:rFonts w:hint="default"/>
+      </w:rPr>
+    </w:lvl>
+    <w:lvl w:ilvl="1" w:tplc="04090019" w:tentative="1">
+      <w:start w:val="1"/>
+      <w:numFmt w:val="lowerLetter"/>
+      <w:lvlText w:val="%2."/>
+      <w:lvlJc w:val="left"/>
+      <w:pPr>
+        <w:ind w:left="1800" w:hanging="360"/>
+      </w:pPr>
+    </w:lvl>
+    <w:lvl w:ilvl="2" w:tplc="0409001B" w:tentative="1">
+      <w:start w:val="1"/>
+      <w:numFmt w:val="lowerRoman"/>
+      <w:lvlText w:val="%3."/>
+      <w:lvlJc w:val="right"/>
+      <w:pPr>
+        <w:ind w:left="2520" w:hanging="180"/>
+      </w:pPr>
+    </w:lvl>
+    <w:lvl w:ilvl="3" w:tplc="0409000F" w:tentative="1">
+      <w:start w:val="1"/>
+      <w:numFmt w:val="decimal"/>
+      <w:lvlText w:val="%4."/>
+      <w:lvlJc w:val="left"/>
+      <w:pPr>
+        <w:ind w:left="3240" w:hanging="360"/>
+      </w:pPr>
+    </w:lvl>
+    <w:lvl w:ilvl="4" w:tplc="04090019" w:tentative="1">
+      <w:start w:val="1"/>
+      <w:numFmt w:val="lowerLetter"/>
+      <w:lvlText w:val="%5."/>
+      <w:lvlJc w:val="left"/>
+      <w:pPr>
+        <w:ind w:left="3960" w:hanging="360"/>
+      </w:pPr>
+    </w:lvl>
+    <w:lvl w:ilvl="5" w:tplc="0409001B" w:tentative="1">
+      <w:start w:val="1"/>
+      <w:numFmt w:val="lowerRoman"/>
+      <w:lvlText w:val="%6."/>
+      <w:lvlJc w:val="right"/>
+      <w:pPr>
+        <w:ind w:left="4680" w:hanging="180"/>
+      </w:pPr>
+    </w:lvl>
+    <w:lvl w:ilvl="6" w:tplc="0409000F" w:tentative="1">
+      <w:start w:val="1"/>
+      <w:numFmt w:val="decimal"/>
+      <w:lvlText w:val="%7."/>
+      <w:lvlJc w:val="left"/>
+      <w:pPr>
+        <w:ind w:left="5400" w:hanging="360"/>
+      </w:pPr>
+    </w:lvl>
+    <w:lvl w:ilvl="7" w:tplc="04090019" w:tentative="1">
+      <w:start w:val="1"/>
+      <w:numFmt w:val="lowerLetter"/>
+      <w:lvlText w:val="%8."/>
+      <w:lvlJc w:val="left"/>
+      <w:pPr>
+        <w:ind w:left="6120" w:hanging="360"/>
+      </w:pPr>
+    </w:lvl>
+    <w:lvl w:ilvl="8" w:tplc="0409001B" w:tentative="1">
+      <w:start w:val="1"/>
+      <w:numFmt w:val="lowerRoman"/>
+      <w:lvlText w:val="%9."/>
+      <w:lvlJc w:val="right"/>
+      <w:pPr>
+        <w:ind w:left="6840" w:hanging="180"/>
+      </w:pPr>
+    </w:lvl>
+  </w:abstractNum>
+  <w:abstractNum w:abstractNumId="3" w15:restartNumberingAfterBreak="0">
+    <w:nsid w:val="2A651E66"/>
+    <w:multiLevelType w:val="hybridMultilevel"/>
+    <w:tmpl w:val="2A0ED992"/>
+    <w:lvl w:ilvl="0" w:tplc="0409000F">
+      <w:start w:val="1"/>
+      <w:numFmt w:val="decimal"/>
+      <w:lvlText w:val="%1."/>
+      <w:lvlJc w:val="left"/>
+      <w:pPr>
+        <w:ind w:left="1080" w:hanging="360"/>
+      </w:pPr>
+      <w:rPr>
+        <w:rFonts w:hint="default"/>
+      </w:rPr>
+    </w:lvl>
+    <w:lvl w:ilvl="1" w:tplc="04090019" w:tentative="1">
+      <w:start w:val="1"/>
+      <w:numFmt w:val="lowerLetter"/>
+      <w:lvlText w:val="%2."/>
+      <w:lvlJc w:val="left"/>
+      <w:pPr>
+        <w:ind w:left="1800" w:hanging="360"/>
+      </w:pPr>
+    </w:lvl>
+    <w:lvl w:ilvl="2" w:tplc="0409001B" w:tentative="1">
+      <w:start w:val="1"/>
+      <w:numFmt w:val="lowerRoman"/>
+      <w:lvlText w:val="%3."/>
+      <w:lvlJc w:val="right"/>
+      <w:pPr>
+        <w:ind w:left="2520" w:hanging="180"/>
+      </w:pPr>
+    </w:lvl>
+    <w:lvl w:ilvl="3" w:tplc="0409000F" w:tentative="1">
+      <w:start w:val="1"/>
+      <w:numFmt w:val="decimal"/>
+      <w:lvlText w:val="%4."/>
+      <w:lvlJc w:val="left"/>
+      <w:pPr>
+        <w:ind w:left="3240" w:hanging="360"/>
+      </w:pPr>
+    </w:lvl>
+    <w:lvl w:ilvl="4" w:tplc="04090019" w:tentative="1">
+      <w:start w:val="1"/>
+      <w:numFmt w:val="lowerLetter"/>
+      <w:lvlText w:val="%5."/>
+      <w:lvlJc w:val="left"/>
+      <w:pPr>
+        <w:ind w:left="3960" w:hanging="360"/>
+      </w:pPr>
+    </w:lvl>
+    <w:lvl w:ilvl="5" w:tplc="0409001B" w:tentative="1">
+      <w:start w:val="1"/>
+      <w:numFmt w:val="lowerRoman"/>
+      <w:lvlText w:val="%6."/>
+      <w:lvlJc w:val="right"/>
+      <w:pPr>
+        <w:ind w:left="4680" w:hanging="180"/>
+      </w:pPr>
+    </w:lvl>
+    <w:lvl w:ilvl="6" w:tplc="0409000F" w:tentative="1">
+      <w:start w:val="1"/>
+      <w:numFmt w:val="decimal"/>
+      <w:lvlText w:val="%7."/>
+      <w:lvlJc w:val="left"/>
+      <w:pPr>
+        <w:ind w:left="5400" w:hanging="360"/>
+      </w:pPr>
+    </w:lvl>
+    <w:lvl w:ilvl="7" w:tplc="04090019" w:tentative="1">
+      <w:start w:val="1"/>
+      <w:numFmt w:val="lowerLetter"/>
+      <w:lvlText w:val="%8."/>
+      <w:lvlJc w:val="left"/>
+      <w:pPr>
+        <w:ind w:left="6120" w:hanging="360"/>
+      </w:pPr>
+    </w:lvl>
+    <w:lvl w:ilvl="8" w:tplc="0409001B" w:tentative="1">
+      <w:start w:val="1"/>
+      <w:numFmt w:val="lowerRoman"/>
+      <w:lvlText w:val="%9."/>
+      <w:lvlJc w:val="right"/>
+      <w:pPr>
+        <w:ind w:left="6840" w:hanging="180"/>
+      </w:pPr>
+    </w:lvl>
+  </w:abstractNum>
+  <w:abstractNum w:abstractNumId="4" w15:restartNumberingAfterBreak="0">
     <w:nsid w:val="2AF712B5"/>
     <w:multiLevelType w:val="hybridMultilevel"/>
     <w:tmpl w:val="12546840"/>
@@ -2585,7 +4319,7 @@
       </w:rPr>
     </w:lvl>
   </w:abstractNum>
-  <w:abstractNum w:abstractNumId="2">
+  <w:abstractNum w:abstractNumId="5" w15:restartNumberingAfterBreak="0">
     <w:nsid w:val="5C724778"/>
     <w:multiLevelType w:val="hybridMultilevel"/>
     <w:tmpl w:val="C75816B2"/>
@@ -2674,7 +4408,7 @@
       </w:pPr>
     </w:lvl>
   </w:abstractNum>
-  <w:abstractNum w:abstractNumId="3">
+  <w:abstractNum w:abstractNumId="6" w15:restartNumberingAfterBreak="0">
     <w:nsid w:val="6B707DED"/>
     <w:multiLevelType w:val="hybridMultilevel"/>
     <w:tmpl w:val="8E2A445C"/>
@@ -2763,10 +4497,10 @@
       </w:pPr>
     </w:lvl>
   </w:abstractNum>
-  <w:abstractNum w:abstractNumId="4">
+  <w:abstractNum w:abstractNumId="7" w15:restartNumberingAfterBreak="0">
     <w:nsid w:val="773B5277"/>
     <w:multiLevelType w:val="hybridMultilevel"/>
-    <w:tmpl w:val="2A0ED992"/>
+    <w:tmpl w:val="434E9312"/>
     <w:lvl w:ilvl="0" w:tplc="0409000F">
       <w:start w:val="1"/>
       <w:numFmt w:val="decimal"/>
@@ -2853,25 +4587,34 @@
     </w:lvl>
   </w:abstractNum>
   <w:num w:numId="1">
+    <w:abstractNumId w:val="7"/>
+  </w:num>
+  <w:num w:numId="2">
     <w:abstractNumId w:val="4"/>
   </w:num>
-  <w:num w:numId="2">
-    <w:abstractNumId w:val="1"/>
-  </w:num>
   <w:num w:numId="3">
-    <w:abstractNumId w:val="3"/>
+    <w:abstractNumId w:val="6"/>
   </w:num>
   <w:num w:numId="4">
     <w:abstractNumId w:val="0"/>
   </w:num>
   <w:num w:numId="5">
+    <w:abstractNumId w:val="5"/>
+  </w:num>
+  <w:num w:numId="6">
+    <w:abstractNumId w:val="3"/>
+  </w:num>
+  <w:num w:numId="7">
     <w:abstractNumId w:val="2"/>
+  </w:num>
+  <w:num w:numId="8">
+    <w:abstractNumId w:val="1"/>
   </w:num>
 </w:numbering>
 </file>
 
 <file path=word/styles.xml><?xml version="1.0" encoding="utf-8"?>
-<w:styles xmlns:r="http://schemas.openxmlformats.org/officeDocument/2006/relationships" xmlns:w="http://schemas.openxmlformats.org/wordprocessingml/2006/main">
+<w:styles xmlns:mc="http://schemas.openxmlformats.org/markup-compatibility/2006" xmlns:r="http://schemas.openxmlformats.org/officeDocument/2006/relationships" xmlns:w="http://schemas.openxmlformats.org/wordprocessingml/2006/main" xmlns:w14="http://schemas.microsoft.com/office/word/2010/wordml" xmlns:w15="http://schemas.microsoft.com/office/word/2012/wordml" xmlns:w16cid="http://schemas.microsoft.com/office/word/2016/wordml/cid" xmlns:w16se="http://schemas.microsoft.com/office/word/2015/wordml/symex" mc:Ignorable="w14 w15 w16se w16cid">
   <w:docDefaults>
     <w:rPrDefault>
       <w:rPr>
@@ -2888,144 +4631,382 @@
       </w:pPr>
     </w:pPrDefault>
   </w:docDefaults>
-  <w:latentStyles w:defLockedState="0" w:defUIPriority="99" w:defSemiHidden="1" w:defUnhideWhenUsed="1" w:defQFormat="0" w:count="267">
-    <w:lsdException w:name="Normal" w:semiHidden="0" w:uiPriority="0" w:unhideWhenUsed="0" w:qFormat="1"/>
-    <w:lsdException w:name="heading 1" w:semiHidden="0" w:uiPriority="9" w:unhideWhenUsed="0" w:qFormat="1"/>
-    <w:lsdException w:name="heading 2" w:uiPriority="9" w:qFormat="1"/>
-    <w:lsdException w:name="heading 3" w:uiPriority="9" w:qFormat="1"/>
-    <w:lsdException w:name="heading 4" w:uiPriority="9" w:qFormat="1"/>
-    <w:lsdException w:name="heading 5" w:uiPriority="9" w:qFormat="1"/>
-    <w:lsdException w:name="heading 6" w:uiPriority="9" w:qFormat="1"/>
-    <w:lsdException w:name="heading 7" w:uiPriority="9" w:qFormat="1"/>
-    <w:lsdException w:name="heading 8" w:uiPriority="9" w:qFormat="1"/>
-    <w:lsdException w:name="heading 9" w:uiPriority="9" w:qFormat="1"/>
-    <w:lsdException w:name="toc 1" w:uiPriority="39"/>
-    <w:lsdException w:name="toc 2" w:uiPriority="39"/>
-    <w:lsdException w:name="toc 3" w:uiPriority="39"/>
-    <w:lsdException w:name="toc 4" w:uiPriority="39"/>
-    <w:lsdException w:name="toc 5" w:uiPriority="39"/>
-    <w:lsdException w:name="toc 6" w:uiPriority="39"/>
-    <w:lsdException w:name="toc 7" w:uiPriority="39"/>
-    <w:lsdException w:name="toc 8" w:uiPriority="39"/>
-    <w:lsdException w:name="toc 9" w:uiPriority="39"/>
-    <w:lsdException w:name="caption" w:uiPriority="35" w:qFormat="1"/>
-    <w:lsdException w:name="Title" w:semiHidden="0" w:uiPriority="10" w:unhideWhenUsed="0" w:qFormat="1"/>
-    <w:lsdException w:name="Default Paragraph Font" w:uiPriority="1"/>
-    <w:lsdException w:name="Subtitle" w:semiHidden="0" w:uiPriority="11" w:unhideWhenUsed="0" w:qFormat="1"/>
-    <w:lsdException w:name="Strong" w:semiHidden="0" w:uiPriority="22" w:unhideWhenUsed="0" w:qFormat="1"/>
-    <w:lsdException w:name="Emphasis" w:semiHidden="0" w:uiPriority="20" w:unhideWhenUsed="0" w:qFormat="1"/>
-    <w:lsdException w:name="Table Grid" w:semiHidden="0" w:uiPriority="39" w:unhideWhenUsed="0"/>
-    <w:lsdException w:name="Placeholder Text" w:unhideWhenUsed="0"/>
-    <w:lsdException w:name="No Spacing" w:semiHidden="0" w:uiPriority="1" w:unhideWhenUsed="0" w:qFormat="1"/>
-    <w:lsdException w:name="Light Shading" w:semiHidden="0" w:uiPriority="60" w:unhideWhenUsed="0"/>
-    <w:lsdException w:name="Light List" w:semiHidden="0" w:uiPriority="61" w:unhideWhenUsed="0"/>
-    <w:lsdException w:name="Light Grid" w:semiHidden="0" w:uiPriority="62" w:unhideWhenUsed="0"/>
-    <w:lsdException w:name="Medium Shading 1" w:semiHidden="0" w:uiPriority="63" w:unhideWhenUsed="0"/>
-    <w:lsdException w:name="Medium Shading 2" w:semiHidden="0" w:uiPriority="64" w:unhideWhenUsed="0"/>
-    <w:lsdException w:name="Medium List 1" w:semiHidden="0" w:uiPriority="65" w:unhideWhenUsed="0"/>
-    <w:lsdException w:name="Medium List 2" w:semiHidden="0" w:uiPriority="66" w:unhideWhenUsed="0"/>
-    <w:lsdException w:name="Medium Grid 1" w:semiHidden="0" w:uiPriority="67" w:unhideWhenUsed="0"/>
-    <w:lsdException w:name="Medium Grid 2" w:semiHidden="0" w:uiPriority="68" w:unhideWhenUsed="0"/>
-    <w:lsdException w:name="Medium Grid 3" w:semiHidden="0" w:uiPriority="69" w:unhideWhenUsed="0"/>
-    <w:lsdException w:name="Dark List" w:semiHidden="0" w:uiPriority="70" w:unhideWhenUsed="0"/>
-    <w:lsdException w:name="Colorful Shading" w:semiHidden="0" w:uiPriority="71" w:unhideWhenUsed="0"/>
-    <w:lsdException w:name="Colorful List" w:semiHidden="0" w:uiPriority="72" w:unhideWhenUsed="0"/>
-    <w:lsdException w:name="Colorful Grid" w:semiHidden="0" w:uiPriority="73" w:unhideWhenUsed="0"/>
-    <w:lsdException w:name="Light Shading Accent 1" w:semiHidden="0" w:uiPriority="60" w:unhideWhenUsed="0"/>
-    <w:lsdException w:name="Light List Accent 1" w:semiHidden="0" w:uiPriority="61" w:unhideWhenUsed="0"/>
-    <w:lsdException w:name="Light Grid Accent 1" w:semiHidden="0" w:uiPriority="62" w:unhideWhenUsed="0"/>
-    <w:lsdException w:name="Medium Shading 1 Accent 1" w:semiHidden="0" w:uiPriority="63" w:unhideWhenUsed="0"/>
-    <w:lsdException w:name="Medium Shading 2 Accent 1" w:semiHidden="0" w:uiPriority="64" w:unhideWhenUsed="0"/>
-    <w:lsdException w:name="Medium List 1 Accent 1" w:semiHidden="0" w:uiPriority="65" w:unhideWhenUsed="0"/>
-    <w:lsdException w:name="Revision" w:unhideWhenUsed="0"/>
-    <w:lsdException w:name="List Paragraph" w:semiHidden="0" w:uiPriority="34" w:unhideWhenUsed="0" w:qFormat="1"/>
-    <w:lsdException w:name="Quote" w:semiHidden="0" w:uiPriority="29" w:unhideWhenUsed="0" w:qFormat="1"/>
-    <w:lsdException w:name="Intense Quote" w:semiHidden="0" w:uiPriority="30" w:unhideWhenUsed="0" w:qFormat="1"/>
-    <w:lsdException w:name="Medium List 2 Accent 1" w:semiHidden="0" w:uiPriority="66" w:unhideWhenUsed="0"/>
-    <w:lsdException w:name="Medium Grid 1 Accent 1" w:semiHidden="0" w:uiPriority="67" w:unhideWhenUsed="0"/>
-    <w:lsdException w:name="Medium Grid 2 Accent 1" w:semiHidden="0" w:uiPriority="68" w:unhideWhenUsed="0"/>
-    <w:lsdException w:name="Medium Grid 3 Accent 1" w:semiHidden="0" w:uiPriority="69" w:unhideWhenUsed="0"/>
-    <w:lsdException w:name="Dark List Accent 1" w:semiHidden="0" w:uiPriority="70" w:unhideWhenUsed="0"/>
-    <w:lsdException w:name="Colorful Shading Accent 1" w:semiHidden="0" w:uiPriority="71" w:unhideWhenUsed="0"/>
-    <w:lsdException w:name="Colorful List Accent 1" w:semiHidden="0" w:uiPriority="72" w:unhideWhenUsed="0"/>
-    <w:lsdException w:name="Colorful Grid Accent 1" w:semiHidden="0" w:uiPriority="73" w:unhideWhenUsed="0"/>
-    <w:lsdException w:name="Light Shading Accent 2" w:semiHidden="0" w:uiPriority="60" w:unhideWhenUsed="0"/>
-    <w:lsdException w:name="Light List Accent 2" w:semiHidden="0" w:uiPriority="61" w:unhideWhenUsed="0"/>
-    <w:lsdException w:name="Light Grid Accent 2" w:semiHidden="0" w:uiPriority="62" w:unhideWhenUsed="0"/>
-    <w:lsdException w:name="Medium Shading 1 Accent 2" w:semiHidden="0" w:uiPriority="63" w:unhideWhenUsed="0"/>
-    <w:lsdException w:name="Medium Shading 2 Accent 2" w:semiHidden="0" w:uiPriority="64" w:unhideWhenUsed="0"/>
-    <w:lsdException w:name="Medium List 1 Accent 2" w:semiHidden="0" w:uiPriority="65" w:unhideWhenUsed="0"/>
-    <w:lsdException w:name="Medium List 2 Accent 2" w:semiHidden="0" w:uiPriority="66" w:unhideWhenUsed="0"/>
-    <w:lsdException w:name="Medium Grid 1 Accent 2" w:semiHidden="0" w:uiPriority="67" w:unhideWhenUsed="0"/>
-    <w:lsdException w:name="Medium Grid 2 Accent 2" w:semiHidden="0" w:uiPriority="68" w:unhideWhenUsed="0"/>
-    <w:lsdException w:name="Medium Grid 3 Accent 2" w:semiHidden="0" w:uiPriority="69" w:unhideWhenUsed="0"/>
-    <w:lsdException w:name="Dark List Accent 2" w:semiHidden="0" w:uiPriority="70" w:unhideWhenUsed="0"/>
-    <w:lsdException w:name="Colorful Shading Accent 2" w:semiHidden="0" w:uiPriority="71" w:unhideWhenUsed="0"/>
-    <w:lsdException w:name="Colorful List Accent 2" w:semiHidden="0" w:uiPriority="72" w:unhideWhenUsed="0"/>
-    <w:lsdException w:name="Colorful Grid Accent 2" w:semiHidden="0" w:uiPriority="73" w:unhideWhenUsed="0"/>
-    <w:lsdException w:name="Light Shading Accent 3" w:semiHidden="0" w:uiPriority="60" w:unhideWhenUsed="0"/>
-    <w:lsdException w:name="Light List Accent 3" w:semiHidden="0" w:uiPriority="61" w:unhideWhenUsed="0"/>
-    <w:lsdException w:name="Light Grid Accent 3" w:semiHidden="0" w:uiPriority="62" w:unhideWhenUsed="0"/>
-    <w:lsdException w:name="Medium Shading 1 Accent 3" w:semiHidden="0" w:uiPriority="63" w:unhideWhenUsed="0"/>
-    <w:lsdException w:name="Medium Shading 2 Accent 3" w:semiHidden="0" w:uiPriority="64" w:unhideWhenUsed="0"/>
-    <w:lsdException w:name="Medium List 1 Accent 3" w:semiHidden="0" w:uiPriority="65" w:unhideWhenUsed="0"/>
-    <w:lsdException w:name="Medium List 2 Accent 3" w:semiHidden="0" w:uiPriority="66" w:unhideWhenUsed="0"/>
-    <w:lsdException w:name="Medium Grid 1 Accent 3" w:semiHidden="0" w:uiPriority="67" w:unhideWhenUsed="0"/>
-    <w:lsdException w:name="Medium Grid 2 Accent 3" w:semiHidden="0" w:uiPriority="68" w:unhideWhenUsed="0"/>
-    <w:lsdException w:name="Medium Grid 3 Accent 3" w:semiHidden="0" w:uiPriority="69" w:unhideWhenUsed="0"/>
-    <w:lsdException w:name="Dark List Accent 3" w:semiHidden="0" w:uiPriority="70" w:unhideWhenUsed="0"/>
-    <w:lsdException w:name="Colorful Shading Accent 3" w:semiHidden="0" w:uiPriority="71" w:unhideWhenUsed="0"/>
-    <w:lsdException w:name="Colorful List Accent 3" w:semiHidden="0" w:uiPriority="72" w:unhideWhenUsed="0"/>
-    <w:lsdException w:name="Colorful Grid Accent 3" w:semiHidden="0" w:uiPriority="73" w:unhideWhenUsed="0"/>
-    <w:lsdException w:name="Light Shading Accent 4" w:semiHidden="0" w:uiPriority="60" w:unhideWhenUsed="0"/>
-    <w:lsdException w:name="Light List Accent 4" w:semiHidden="0" w:uiPriority="61" w:unhideWhenUsed="0"/>
-    <w:lsdException w:name="Light Grid Accent 4" w:semiHidden="0" w:uiPriority="62" w:unhideWhenUsed="0"/>
-    <w:lsdException w:name="Medium Shading 1 Accent 4" w:semiHidden="0" w:uiPriority="63" w:unhideWhenUsed="0"/>
-    <w:lsdException w:name="Medium Shading 2 Accent 4" w:semiHidden="0" w:uiPriority="64" w:unhideWhenUsed="0"/>
-    <w:lsdException w:name="Medium List 1 Accent 4" w:semiHidden="0" w:uiPriority="65" w:unhideWhenUsed="0"/>
-    <w:lsdException w:name="Medium List 2 Accent 4" w:semiHidden="0" w:uiPriority="66" w:unhideWhenUsed="0"/>
-    <w:lsdException w:name="Medium Grid 1 Accent 4" w:semiHidden="0" w:uiPriority="67" w:unhideWhenUsed="0"/>
-    <w:lsdException w:name="Medium Grid 2 Accent 4" w:semiHidden="0" w:uiPriority="68" w:unhideWhenUsed="0"/>
-    <w:lsdException w:name="Medium Grid 3 Accent 4" w:semiHidden="0" w:uiPriority="69" w:unhideWhenUsed="0"/>
-    <w:lsdException w:name="Dark List Accent 4" w:semiHidden="0" w:uiPriority="70" w:unhideWhenUsed="0"/>
-    <w:lsdException w:name="Colorful Shading Accent 4" w:semiHidden="0" w:uiPriority="71" w:unhideWhenUsed="0"/>
-    <w:lsdException w:name="Colorful List Accent 4" w:semiHidden="0" w:uiPriority="72" w:unhideWhenUsed="0"/>
-    <w:lsdException w:name="Colorful Grid Accent 4" w:semiHidden="0" w:uiPriority="73" w:unhideWhenUsed="0"/>
-    <w:lsdException w:name="Light Shading Accent 5" w:semiHidden="0" w:uiPriority="60" w:unhideWhenUsed="0"/>
-    <w:lsdException w:name="Light List Accent 5" w:semiHidden="0" w:uiPriority="61" w:unhideWhenUsed="0"/>
-    <w:lsdException w:name="Light Grid Accent 5" w:semiHidden="0" w:uiPriority="62" w:unhideWhenUsed="0"/>
-    <w:lsdException w:name="Medium Shading 1 Accent 5" w:semiHidden="0" w:uiPriority="63" w:unhideWhenUsed="0"/>
-    <w:lsdException w:name="Medium Shading 2 Accent 5" w:semiHidden="0" w:uiPriority="64" w:unhideWhenUsed="0"/>
-    <w:lsdException w:name="Medium List 1 Accent 5" w:semiHidden="0" w:uiPriority="65" w:unhideWhenUsed="0"/>
-    <w:lsdException w:name="Medium List 2 Accent 5" w:semiHidden="0" w:uiPriority="66" w:unhideWhenUsed="0"/>
-    <w:lsdException w:name="Medium Grid 1 Accent 5" w:semiHidden="0" w:uiPriority="67" w:unhideWhenUsed="0"/>
-    <w:lsdException w:name="Medium Grid 2 Accent 5" w:semiHidden="0" w:uiPriority="68" w:unhideWhenUsed="0"/>
-    <w:lsdException w:name="Medium Grid 3 Accent 5" w:semiHidden="0" w:uiPriority="69" w:unhideWhenUsed="0"/>
-    <w:lsdException w:name="Dark List Accent 5" w:semiHidden="0" w:uiPriority="70" w:unhideWhenUsed="0"/>
-    <w:lsdException w:name="Colorful Shading Accent 5" w:semiHidden="0" w:uiPriority="71" w:unhideWhenUsed="0"/>
-    <w:lsdException w:name="Colorful List Accent 5" w:semiHidden="0" w:uiPriority="72" w:unhideWhenUsed="0"/>
-    <w:lsdException w:name="Colorful Grid Accent 5" w:semiHidden="0" w:uiPriority="73" w:unhideWhenUsed="0"/>
-    <w:lsdException w:name="Light Shading Accent 6" w:semiHidden="0" w:uiPriority="60" w:unhideWhenUsed="0"/>
-    <w:lsdException w:name="Light List Accent 6" w:semiHidden="0" w:uiPriority="61" w:unhideWhenUsed="0"/>
-    <w:lsdException w:name="Light Grid Accent 6" w:semiHidden="0" w:uiPriority="62" w:unhideWhenUsed="0"/>
-    <w:lsdException w:name="Medium Shading 1 Accent 6" w:semiHidden="0" w:uiPriority="63" w:unhideWhenUsed="0"/>
-    <w:lsdException w:name="Medium Shading 2 Accent 6" w:semiHidden="0" w:uiPriority="64" w:unhideWhenUsed="0"/>
-    <w:lsdException w:name="Medium List 1 Accent 6" w:semiHidden="0" w:uiPriority="65" w:unhideWhenUsed="0"/>
-    <w:lsdException w:name="Medium List 2 Accent 6" w:semiHidden="0" w:uiPriority="66" w:unhideWhenUsed="0"/>
-    <w:lsdException w:name="Medium Grid 1 Accent 6" w:semiHidden="0" w:uiPriority="67" w:unhideWhenUsed="0"/>
-    <w:lsdException w:name="Medium Grid 2 Accent 6" w:semiHidden="0" w:uiPriority="68" w:unhideWhenUsed="0"/>
-    <w:lsdException w:name="Medium Grid 3 Accent 6" w:semiHidden="0" w:uiPriority="69" w:unhideWhenUsed="0"/>
-    <w:lsdException w:name="Dark List Accent 6" w:semiHidden="0" w:uiPriority="70" w:unhideWhenUsed="0"/>
-    <w:lsdException w:name="Colorful Shading Accent 6" w:semiHidden="0" w:uiPriority="71" w:unhideWhenUsed="0"/>
-    <w:lsdException w:name="Colorful List Accent 6" w:semiHidden="0" w:uiPriority="72" w:unhideWhenUsed="0"/>
-    <w:lsdException w:name="Colorful Grid Accent 6" w:semiHidden="0" w:uiPriority="73" w:unhideWhenUsed="0"/>
-    <w:lsdException w:name="Subtle Emphasis" w:semiHidden="0" w:uiPriority="19" w:unhideWhenUsed="0" w:qFormat="1"/>
-    <w:lsdException w:name="Intense Emphasis" w:semiHidden="0" w:uiPriority="21" w:unhideWhenUsed="0" w:qFormat="1"/>
-    <w:lsdException w:name="Subtle Reference" w:semiHidden="0" w:uiPriority="31" w:unhideWhenUsed="0" w:qFormat="1"/>
-    <w:lsdException w:name="Intense Reference" w:semiHidden="0" w:uiPriority="32" w:unhideWhenUsed="0" w:qFormat="1"/>
-    <w:lsdException w:name="Book Title" w:semiHidden="0" w:uiPriority="33" w:unhideWhenUsed="0" w:qFormat="1"/>
-    <w:lsdException w:name="Bibliography" w:uiPriority="37"/>
-    <w:lsdException w:name="TOC Heading" w:uiPriority="39" w:qFormat="1"/>
+  <w:latentStyles w:defLockedState="0" w:defUIPriority="99" w:defSemiHidden="0" w:defUnhideWhenUsed="0" w:defQFormat="0" w:count="375">
+    <w:lsdException w:name="Normal" w:uiPriority="0" w:qFormat="1"/>
+    <w:lsdException w:name="heading 1" w:uiPriority="9" w:qFormat="1"/>
+    <w:lsdException w:name="heading 2" w:semiHidden="1" w:uiPriority="9" w:unhideWhenUsed="1" w:qFormat="1"/>
+    <w:lsdException w:name="heading 3" w:semiHidden="1" w:uiPriority="9" w:unhideWhenUsed="1" w:qFormat="1"/>
+    <w:lsdException w:name="heading 4" w:semiHidden="1" w:uiPriority="9" w:unhideWhenUsed="1" w:qFormat="1"/>
+    <w:lsdException w:name="heading 5" w:semiHidden="1" w:uiPriority="9" w:unhideWhenUsed="1" w:qFormat="1"/>
+    <w:lsdException w:name="heading 6" w:semiHidden="1" w:uiPriority="9" w:unhideWhenUsed="1" w:qFormat="1"/>
+    <w:lsdException w:name="heading 7" w:semiHidden="1" w:uiPriority="9" w:unhideWhenUsed="1" w:qFormat="1"/>
+    <w:lsdException w:name="heading 8" w:semiHidden="1" w:uiPriority="9" w:unhideWhenUsed="1" w:qFormat="1"/>
+    <w:lsdException w:name="heading 9" w:semiHidden="1" w:uiPriority="9" w:unhideWhenUsed="1" w:qFormat="1"/>
+    <w:lsdException w:name="index 1" w:semiHidden="1" w:unhideWhenUsed="1"/>
+    <w:lsdException w:name="index 2" w:semiHidden="1" w:unhideWhenUsed="1"/>
+    <w:lsdException w:name="index 3" w:semiHidden="1" w:unhideWhenUsed="1"/>
+    <w:lsdException w:name="index 4" w:semiHidden="1" w:unhideWhenUsed="1"/>
+    <w:lsdException w:name="index 5" w:semiHidden="1" w:unhideWhenUsed="1"/>
+    <w:lsdException w:name="index 6" w:semiHidden="1" w:unhideWhenUsed="1"/>
+    <w:lsdException w:name="index 7" w:semiHidden="1" w:unhideWhenUsed="1"/>
+    <w:lsdException w:name="index 8" w:semiHidden="1" w:unhideWhenUsed="1"/>
+    <w:lsdException w:name="index 9" w:semiHidden="1" w:unhideWhenUsed="1"/>
+    <w:lsdException w:name="toc 1" w:semiHidden="1" w:uiPriority="39" w:unhideWhenUsed="1"/>
+    <w:lsdException w:name="toc 2" w:semiHidden="1" w:uiPriority="39" w:unhideWhenUsed="1"/>
+    <w:lsdException w:name="toc 3" w:semiHidden="1" w:uiPriority="39" w:unhideWhenUsed="1"/>
+    <w:lsdException w:name="toc 4" w:semiHidden="1" w:uiPriority="39" w:unhideWhenUsed="1"/>
+    <w:lsdException w:name="toc 5" w:semiHidden="1" w:uiPriority="39" w:unhideWhenUsed="1"/>
+    <w:lsdException w:name="toc 6" w:semiHidden="1" w:uiPriority="39" w:unhideWhenUsed="1"/>
+    <w:lsdException w:name="toc 7" w:semiHidden="1" w:uiPriority="39" w:unhideWhenUsed="1"/>
+    <w:lsdException w:name="toc 8" w:semiHidden="1" w:uiPriority="39" w:unhideWhenUsed="1"/>
+    <w:lsdException w:name="toc 9" w:semiHidden="1" w:uiPriority="39" w:unhideWhenUsed="1"/>
+    <w:lsdException w:name="Normal Indent" w:semiHidden="1" w:unhideWhenUsed="1"/>
+    <w:lsdException w:name="footnote text" w:semiHidden="1" w:unhideWhenUsed="1"/>
+    <w:lsdException w:name="annotation text" w:semiHidden="1" w:unhideWhenUsed="1"/>
+    <w:lsdException w:name="header" w:semiHidden="1" w:unhideWhenUsed="1"/>
+    <w:lsdException w:name="footer" w:semiHidden="1" w:unhideWhenUsed="1"/>
+    <w:lsdException w:name="index heading" w:semiHidden="1" w:unhideWhenUsed="1"/>
+    <w:lsdException w:name="caption" w:semiHidden="1" w:uiPriority="35" w:unhideWhenUsed="1" w:qFormat="1"/>
+    <w:lsdException w:name="table of figures" w:semiHidden="1" w:unhideWhenUsed="1"/>
+    <w:lsdException w:name="envelope address" w:semiHidden="1" w:unhideWhenUsed="1"/>
+    <w:lsdException w:name="envelope return" w:semiHidden="1" w:unhideWhenUsed="1"/>
+    <w:lsdException w:name="footnote reference" w:semiHidden="1" w:unhideWhenUsed="1"/>
+    <w:lsdException w:name="annotation reference" w:semiHidden="1" w:unhideWhenUsed="1"/>
+    <w:lsdException w:name="line number" w:semiHidden="1" w:unhideWhenUsed="1"/>
+    <w:lsdException w:name="page number" w:semiHidden="1" w:unhideWhenUsed="1"/>
+    <w:lsdException w:name="endnote reference" w:semiHidden="1" w:unhideWhenUsed="1"/>
+    <w:lsdException w:name="endnote text" w:semiHidden="1" w:unhideWhenUsed="1"/>
+    <w:lsdException w:name="table of authorities" w:semiHidden="1" w:unhideWhenUsed="1"/>
+    <w:lsdException w:name="macro" w:semiHidden="1" w:unhideWhenUsed="1"/>
+    <w:lsdException w:name="toa heading" w:semiHidden="1" w:unhideWhenUsed="1"/>
+    <w:lsdException w:name="List" w:semiHidden="1" w:unhideWhenUsed="1"/>
+    <w:lsdException w:name="List Bullet" w:semiHidden="1" w:unhideWhenUsed="1"/>
+    <w:lsdException w:name="List Number" w:semiHidden="1" w:unhideWhenUsed="1"/>
+    <w:lsdException w:name="List 2" w:semiHidden="1" w:unhideWhenUsed="1"/>
+    <w:lsdException w:name="List 3" w:semiHidden="1" w:unhideWhenUsed="1"/>
+    <w:lsdException w:name="List 4" w:semiHidden="1" w:unhideWhenUsed="1"/>
+    <w:lsdException w:name="List 5" w:semiHidden="1" w:unhideWhenUsed="1"/>
+    <w:lsdException w:name="List Bullet 2" w:semiHidden="1" w:unhideWhenUsed="1"/>
+    <w:lsdException w:name="List Bullet 3" w:semiHidden="1" w:unhideWhenUsed="1"/>
+    <w:lsdException w:name="List Bullet 4" w:semiHidden="1" w:unhideWhenUsed="1"/>
+    <w:lsdException w:name="List Bullet 5" w:semiHidden="1" w:unhideWhenUsed="1"/>
+    <w:lsdException w:name="List Number 2" w:semiHidden="1" w:unhideWhenUsed="1"/>
+    <w:lsdException w:name="List Number 3" w:semiHidden="1" w:unhideWhenUsed="1"/>
+    <w:lsdException w:name="List Number 4" w:semiHidden="1" w:unhideWhenUsed="1"/>
+    <w:lsdException w:name="List Number 5" w:semiHidden="1" w:unhideWhenUsed="1"/>
+    <w:lsdException w:name="Title" w:uiPriority="10" w:qFormat="1"/>
+    <w:lsdException w:name="Closing" w:semiHidden="1" w:unhideWhenUsed="1"/>
+    <w:lsdException w:name="Signature" w:semiHidden="1" w:unhideWhenUsed="1"/>
+    <w:lsdException w:name="Default Paragraph Font" w:semiHidden="1" w:uiPriority="1" w:unhideWhenUsed="1"/>
+    <w:lsdException w:name="Body Text" w:semiHidden="1" w:unhideWhenUsed="1"/>
+    <w:lsdException w:name="Body Text Indent" w:semiHidden="1" w:unhideWhenUsed="1"/>
+    <w:lsdException w:name="List Continue" w:semiHidden="1" w:unhideWhenUsed="1"/>
+    <w:lsdException w:name="List Continue 2" w:semiHidden="1" w:unhideWhenUsed="1"/>
+    <w:lsdException w:name="List Continue 3" w:semiHidden="1" w:unhideWhenUsed="1"/>
+    <w:lsdException w:name="List Continue 4" w:semiHidden="1" w:unhideWhenUsed="1"/>
+    <w:lsdException w:name="List Continue 5" w:semiHidden="1" w:unhideWhenUsed="1"/>
+    <w:lsdException w:name="Message Header" w:semiHidden="1" w:unhideWhenUsed="1"/>
+    <w:lsdException w:name="Subtitle" w:uiPriority="11" w:qFormat="1"/>
+    <w:lsdException w:name="Salutation" w:semiHidden="1" w:unhideWhenUsed="1"/>
+    <w:lsdException w:name="Date" w:semiHidden="1" w:unhideWhenUsed="1"/>
+    <w:lsdException w:name="Body Text First Indent" w:semiHidden="1" w:unhideWhenUsed="1"/>
+    <w:lsdException w:name="Body Text First Indent 2" w:semiHidden="1" w:unhideWhenUsed="1"/>
+    <w:lsdException w:name="Note Heading" w:semiHidden="1" w:unhideWhenUsed="1"/>
+    <w:lsdException w:name="Body Text 2" w:semiHidden="1" w:unhideWhenUsed="1"/>
+    <w:lsdException w:name="Body Text 3" w:semiHidden="1" w:unhideWhenUsed="1"/>
+    <w:lsdException w:name="Body Text Indent 2" w:semiHidden="1" w:unhideWhenUsed="1"/>
+    <w:lsdException w:name="Body Text Indent 3" w:semiHidden="1" w:unhideWhenUsed="1"/>
+    <w:lsdException w:name="Block Text" w:semiHidden="1" w:unhideWhenUsed="1"/>
+    <w:lsdException w:name="Hyperlink" w:semiHidden="1" w:unhideWhenUsed="1"/>
+    <w:lsdException w:name="FollowedHyperlink" w:semiHidden="1" w:unhideWhenUsed="1"/>
+    <w:lsdException w:name="Strong" w:uiPriority="22" w:qFormat="1"/>
+    <w:lsdException w:name="Emphasis" w:uiPriority="20" w:qFormat="1"/>
+    <w:lsdException w:name="Document Map" w:semiHidden="1" w:unhideWhenUsed="1"/>
+    <w:lsdException w:name="Plain Text" w:semiHidden="1" w:unhideWhenUsed="1"/>
+    <w:lsdException w:name="E-mail Signature" w:semiHidden="1" w:unhideWhenUsed="1"/>
+    <w:lsdException w:name="HTML Top of Form" w:semiHidden="1" w:unhideWhenUsed="1"/>
+    <w:lsdException w:name="HTML Bottom of Form" w:semiHidden="1" w:unhideWhenUsed="1"/>
+    <w:lsdException w:name="Normal (Web)" w:semiHidden="1" w:unhideWhenUsed="1"/>
+    <w:lsdException w:name="HTML Acronym" w:semiHidden="1" w:unhideWhenUsed="1"/>
+    <w:lsdException w:name="HTML Address" w:semiHidden="1" w:unhideWhenUsed="1"/>
+    <w:lsdException w:name="HTML Cite" w:semiHidden="1" w:unhideWhenUsed="1"/>
+    <w:lsdException w:name="HTML Code" w:semiHidden="1" w:unhideWhenUsed="1"/>
+    <w:lsdException w:name="HTML Definition" w:semiHidden="1" w:unhideWhenUsed="1"/>
+    <w:lsdException w:name="HTML Keyboard" w:semiHidden="1" w:unhideWhenUsed="1"/>
+    <w:lsdException w:name="HTML Preformatted" w:semiHidden="1" w:unhideWhenUsed="1"/>
+    <w:lsdException w:name="HTML Sample" w:semiHidden="1" w:unhideWhenUsed="1"/>
+    <w:lsdException w:name="HTML Typewriter" w:semiHidden="1" w:unhideWhenUsed="1"/>
+    <w:lsdException w:name="HTML Variable" w:semiHidden="1" w:unhideWhenUsed="1"/>
+    <w:lsdException w:name="Normal Table" w:semiHidden="1" w:unhideWhenUsed="1"/>
+    <w:lsdException w:name="annotation subject" w:semiHidden="1" w:unhideWhenUsed="1"/>
+    <w:lsdException w:name="No List" w:semiHidden="1" w:unhideWhenUsed="1"/>
+    <w:lsdException w:name="Outline List 1" w:semiHidden="1" w:unhideWhenUsed="1"/>
+    <w:lsdException w:name="Outline List 2" w:semiHidden="1" w:unhideWhenUsed="1"/>
+    <w:lsdException w:name="Outline List 3" w:semiHidden="1" w:unhideWhenUsed="1"/>
+    <w:lsdException w:name="Table Simple 1" w:semiHidden="1" w:unhideWhenUsed="1"/>
+    <w:lsdException w:name="Table Simple 2" w:semiHidden="1" w:unhideWhenUsed="1"/>
+    <w:lsdException w:name="Table Simple 3" w:semiHidden="1" w:unhideWhenUsed="1"/>
+    <w:lsdException w:name="Table Classic 1" w:semiHidden="1" w:unhideWhenUsed="1"/>
+    <w:lsdException w:name="Table Classic 2" w:semiHidden="1" w:unhideWhenUsed="1"/>
+    <w:lsdException w:name="Table Classic 3" w:semiHidden="1" w:unhideWhenUsed="1"/>
+    <w:lsdException w:name="Table Classic 4" w:semiHidden="1" w:unhideWhenUsed="1"/>
+    <w:lsdException w:name="Table Colorful 1" w:semiHidden="1" w:unhideWhenUsed="1"/>
+    <w:lsdException w:name="Table Colorful 2" w:semiHidden="1" w:unhideWhenUsed="1"/>
+    <w:lsdException w:name="Table Colorful 3" w:semiHidden="1" w:unhideWhenUsed="1"/>
+    <w:lsdException w:name="Table Columns 1" w:semiHidden="1" w:unhideWhenUsed="1"/>
+    <w:lsdException w:name="Table Columns 2" w:semiHidden="1" w:unhideWhenUsed="1"/>
+    <w:lsdException w:name="Table Columns 3" w:semiHidden="1" w:unhideWhenUsed="1"/>
+    <w:lsdException w:name="Table Columns 4" w:semiHidden="1" w:unhideWhenUsed="1"/>
+    <w:lsdException w:name="Table Columns 5" w:semiHidden="1" w:unhideWhenUsed="1"/>
+    <w:lsdException w:name="Table Grid 1" w:semiHidden="1" w:unhideWhenUsed="1"/>
+    <w:lsdException w:name="Table Grid 2" w:semiHidden="1" w:unhideWhenUsed="1"/>
+    <w:lsdException w:name="Table Grid 3" w:semiHidden="1" w:unhideWhenUsed="1"/>
+    <w:lsdException w:name="Table Grid 4" w:semiHidden="1" w:unhideWhenUsed="1"/>
+    <w:lsdException w:name="Table Grid 5" w:semiHidden="1" w:unhideWhenUsed="1"/>
+    <w:lsdException w:name="Table Grid 6" w:semiHidden="1" w:unhideWhenUsed="1"/>
+    <w:lsdException w:name="Table Grid 7" w:semiHidden="1" w:unhideWhenUsed="1"/>
+    <w:lsdException w:name="Table Grid 8" w:semiHidden="1" w:unhideWhenUsed="1"/>
+    <w:lsdException w:name="Table List 1" w:semiHidden="1" w:unhideWhenUsed="1"/>
+    <w:lsdException w:name="Table List 2" w:semiHidden="1" w:unhideWhenUsed="1"/>
+    <w:lsdException w:name="Table List 3" w:semiHidden="1" w:unhideWhenUsed="1"/>
+    <w:lsdException w:name="Table List 4" w:semiHidden="1" w:unhideWhenUsed="1"/>
+    <w:lsdException w:name="Table List 5" w:semiHidden="1" w:unhideWhenUsed="1"/>
+    <w:lsdException w:name="Table List 6" w:semiHidden="1" w:unhideWhenUsed="1"/>
+    <w:lsdException w:name="Table List 7" w:semiHidden="1" w:unhideWhenUsed="1"/>
+    <w:lsdException w:name="Table List 8" w:semiHidden="1" w:unhideWhenUsed="1"/>
+    <w:lsdException w:name="Table 3D effects 1" w:semiHidden="1" w:unhideWhenUsed="1"/>
+    <w:lsdException w:name="Table 3D effects 2" w:semiHidden="1" w:unhideWhenUsed="1"/>
+    <w:lsdException w:name="Table 3D effects 3" w:semiHidden="1" w:unhideWhenUsed="1"/>
+    <w:lsdException w:name="Table Contemporary" w:semiHidden="1" w:unhideWhenUsed="1"/>
+    <w:lsdException w:name="Table Elegant" w:semiHidden="1" w:unhideWhenUsed="1"/>
+    <w:lsdException w:name="Table Professional" w:semiHidden="1" w:unhideWhenUsed="1"/>
+    <w:lsdException w:name="Table Subtle 1" w:semiHidden="1" w:unhideWhenUsed="1"/>
+    <w:lsdException w:name="Table Subtle 2" w:semiHidden="1" w:unhideWhenUsed="1"/>
+    <w:lsdException w:name="Table Web 1" w:semiHidden="1" w:unhideWhenUsed="1"/>
+    <w:lsdException w:name="Table Web 2" w:semiHidden="1" w:unhideWhenUsed="1"/>
+    <w:lsdException w:name="Table Web 3" w:semiHidden="1" w:unhideWhenUsed="1"/>
+    <w:lsdException w:name="Balloon Text" w:semiHidden="1" w:unhideWhenUsed="1"/>
+    <w:lsdException w:name="Table Grid" w:semiHidden="1" w:uiPriority="39" w:unhideWhenUsed="1"/>
+    <w:lsdException w:name="Table Theme" w:semiHidden="1" w:unhideWhenUsed="1"/>
+    <w:lsdException w:name="Placeholder Text" w:semiHidden="1"/>
+    <w:lsdException w:name="No Spacing" w:uiPriority="1" w:qFormat="1"/>
+    <w:lsdException w:name="Light Shading" w:uiPriority="60"/>
+    <w:lsdException w:name="Light List" w:uiPriority="61"/>
+    <w:lsdException w:name="Light Grid" w:uiPriority="62"/>
+    <w:lsdException w:name="Medium Shading 1" w:uiPriority="63"/>
+    <w:lsdException w:name="Medium Shading 2" w:uiPriority="64"/>
+    <w:lsdException w:name="Medium List 1" w:uiPriority="65"/>
+    <w:lsdException w:name="Medium List 2" w:uiPriority="66"/>
+    <w:lsdException w:name="Medium Grid 1" w:uiPriority="67"/>
+    <w:lsdException w:name="Medium Grid 2" w:uiPriority="68"/>
+    <w:lsdException w:name="Medium Grid 3" w:uiPriority="69"/>
+    <w:lsdException w:name="Dark List" w:uiPriority="70"/>
+    <w:lsdException w:name="Colorful Shading" w:uiPriority="71"/>
+    <w:lsdException w:name="Colorful List" w:uiPriority="72"/>
+    <w:lsdException w:name="Colorful Grid" w:uiPriority="73"/>
+    <w:lsdException w:name="Light Shading Accent 1" w:uiPriority="60"/>
+    <w:lsdException w:name="Light List Accent 1" w:uiPriority="61"/>
+    <w:lsdException w:name="Light Grid Accent 1" w:uiPriority="62"/>
+    <w:lsdException w:name="Medium Shading 1 Accent 1" w:uiPriority="63"/>
+    <w:lsdException w:name="Medium Shading 2 Accent 1" w:uiPriority="64"/>
+    <w:lsdException w:name="Medium List 1 Accent 1" w:uiPriority="65"/>
+    <w:lsdException w:name="Revision" w:semiHidden="1"/>
+    <w:lsdException w:name="List Paragraph" w:uiPriority="34" w:qFormat="1"/>
+    <w:lsdException w:name="Quote" w:uiPriority="29" w:qFormat="1"/>
+    <w:lsdException w:name="Intense Quote" w:uiPriority="30" w:qFormat="1"/>
+    <w:lsdException w:name="Medium List 2 Accent 1" w:uiPriority="66"/>
+    <w:lsdException w:name="Medium Grid 1 Accent 1" w:uiPriority="67"/>
+    <w:lsdException w:name="Medium Grid 2 Accent 1" w:uiPriority="68"/>
+    <w:lsdException w:name="Medium Grid 3 Accent 1" w:uiPriority="69"/>
+    <w:lsdException w:name="Dark List Accent 1" w:uiPriority="70"/>
+    <w:lsdException w:name="Colorful Shading Accent 1" w:uiPriority="71"/>
+    <w:lsdException w:name="Colorful List Accent 1" w:uiPriority="72"/>
+    <w:lsdException w:name="Colorful Grid Accent 1" w:uiPriority="73"/>
+    <w:lsdException w:name="Light Shading Accent 2" w:uiPriority="60"/>
+    <w:lsdException w:name="Light List Accent 2" w:uiPriority="61"/>
+    <w:lsdException w:name="Light Grid Accent 2" w:uiPriority="62"/>
+    <w:lsdException w:name="Medium Shading 1 Accent 2" w:uiPriority="63"/>
+    <w:lsdException w:name="Medium Shading 2 Accent 2" w:uiPriority="64"/>
+    <w:lsdException w:name="Medium List 1 Accent 2" w:uiPriority="65"/>
+    <w:lsdException w:name="Medium List 2 Accent 2" w:uiPriority="66"/>
+    <w:lsdException w:name="Medium Grid 1 Accent 2" w:uiPriority="67"/>
+    <w:lsdException w:name="Medium Grid 2 Accent 2" w:uiPriority="68"/>
+    <w:lsdException w:name="Medium Grid 3 Accent 2" w:uiPriority="69"/>
+    <w:lsdException w:name="Dark List Accent 2" w:uiPriority="70"/>
+    <w:lsdException w:name="Colorful Shading Accent 2" w:uiPriority="71"/>
+    <w:lsdException w:name="Colorful List Accent 2" w:uiPriority="72"/>
+    <w:lsdException w:name="Colorful Grid Accent 2" w:uiPriority="73"/>
+    <w:lsdException w:name="Light Shading Accent 3" w:uiPriority="60"/>
+    <w:lsdException w:name="Light List Accent 3" w:uiPriority="61"/>
+    <w:lsdException w:name="Light Grid Accent 3" w:uiPriority="62"/>
+    <w:lsdException w:name="Medium Shading 1 Accent 3" w:uiPriority="63"/>
+    <w:lsdException w:name="Medium Shading 2 Accent 3" w:uiPriority="64"/>
+    <w:lsdException w:name="Medium List 1 Accent 3" w:uiPriority="65"/>
+    <w:lsdException w:name="Medium List 2 Accent 3" w:uiPriority="66"/>
+    <w:lsdException w:name="Medium Grid 1 Accent 3" w:uiPriority="67"/>
+    <w:lsdException w:name="Medium Grid 2 Accent 3" w:uiPriority="68"/>
+    <w:lsdException w:name="Medium Grid 3 Accent 3" w:uiPriority="69"/>
+    <w:lsdException w:name="Dark List Accent 3" w:uiPriority="70"/>
+    <w:lsdException w:name="Colorful Shading Accent 3" w:uiPriority="71"/>
+    <w:lsdException w:name="Colorful List Accent 3" w:uiPriority="72"/>
+    <w:lsdException w:name="Colorful Grid Accent 3" w:uiPriority="73"/>
+    <w:lsdException w:name="Light Shading Accent 4" w:uiPriority="60"/>
+    <w:lsdException w:name="Light List Accent 4" w:uiPriority="61"/>
+    <w:lsdException w:name="Light Grid Accent 4" w:uiPriority="62"/>
+    <w:lsdException w:name="Medium Shading 1 Accent 4" w:uiPriority="63"/>
+    <w:lsdException w:name="Medium Shading 2 Accent 4" w:uiPriority="64"/>
+    <w:lsdException w:name="Medium List 1 Accent 4" w:uiPriority="65"/>
+    <w:lsdException w:name="Medium List 2 Accent 4" w:uiPriority="66"/>
+    <w:lsdException w:name="Medium Grid 1 Accent 4" w:uiPriority="67"/>
+    <w:lsdException w:name="Medium Grid 2 Accent 4" w:uiPriority="68"/>
+    <w:lsdException w:name="Medium Grid 3 Accent 4" w:uiPriority="69"/>
+    <w:lsdException w:name="Dark List Accent 4" w:uiPriority="70"/>
+    <w:lsdException w:name="Colorful Shading Accent 4" w:uiPriority="71"/>
+    <w:lsdException w:name="Colorful List Accent 4" w:uiPriority="72"/>
+    <w:lsdException w:name="Colorful Grid Accent 4" w:uiPriority="73"/>
+    <w:lsdException w:name="Light Shading Accent 5" w:uiPriority="60"/>
+    <w:lsdException w:name="Light List Accent 5" w:uiPriority="61"/>
+    <w:lsdException w:name="Light Grid Accent 5" w:uiPriority="62"/>
+    <w:lsdException w:name="Medium Shading 1 Accent 5" w:uiPriority="63"/>
+    <w:lsdException w:name="Medium Shading 2 Accent 5" w:uiPriority="64"/>
+    <w:lsdException w:name="Medium List 1 Accent 5" w:uiPriority="65"/>
+    <w:lsdException w:name="Medium List 2 Accent 5" w:uiPriority="66"/>
+    <w:lsdException w:name="Medium Grid 1 Accent 5" w:uiPriority="67"/>
+    <w:lsdException w:name="Medium Grid 2 Accent 5" w:uiPriority="68"/>
+    <w:lsdException w:name="Medium Grid 3 Accent 5" w:uiPriority="69"/>
+    <w:lsdException w:name="Dark List Accent 5" w:uiPriority="70"/>
+    <w:lsdException w:name="Colorful Shading Accent 5" w:uiPriority="71"/>
+    <w:lsdException w:name="Colorful List Accent 5" w:uiPriority="72"/>
+    <w:lsdException w:name="Colorful Grid Accent 5" w:uiPriority="73"/>
+    <w:lsdException w:name="Light Shading Accent 6" w:uiPriority="60"/>
+    <w:lsdException w:name="Light List Accent 6" w:uiPriority="61"/>
+    <w:lsdException w:name="Light Grid Accent 6" w:uiPriority="62"/>
+    <w:lsdException w:name="Medium Shading 1 Accent 6" w:uiPriority="63"/>
+    <w:lsdException w:name="Medium Shading 2 Accent 6" w:uiPriority="64"/>
+    <w:lsdException w:name="Medium List 1 Accent 6" w:uiPriority="65"/>
+    <w:lsdException w:name="Medium List 2 Accent 6" w:uiPriority="66"/>
+    <w:lsdException w:name="Medium Grid 1 Accent 6" w:uiPriority="67"/>
+    <w:lsdException w:name="Medium Grid 2 Accent 6" w:uiPriority="68"/>
+    <w:lsdException w:name="Medium Grid 3 Accent 6" w:uiPriority="69"/>
+    <w:lsdException w:name="Dark List Accent 6" w:uiPriority="70"/>
+    <w:lsdException w:name="Colorful Shading Accent 6" w:uiPriority="71"/>
+    <w:lsdException w:name="Colorful List Accent 6" w:uiPriority="72"/>
+    <w:lsdException w:name="Colorful Grid Accent 6" w:uiPriority="73"/>
+    <w:lsdException w:name="Subtle Emphasis" w:uiPriority="19" w:qFormat="1"/>
+    <w:lsdException w:name="Intense Emphasis" w:uiPriority="21" w:qFormat="1"/>
+    <w:lsdException w:name="Subtle Reference" w:uiPriority="31" w:qFormat="1"/>
+    <w:lsdException w:name="Intense Reference" w:uiPriority="32" w:qFormat="1"/>
+    <w:lsdException w:name="Book Title" w:uiPriority="33" w:qFormat="1"/>
+    <w:lsdException w:name="Bibliography" w:semiHidden="1" w:uiPriority="37" w:unhideWhenUsed="1"/>
+    <w:lsdException w:name="TOC Heading" w:semiHidden="1" w:uiPriority="39" w:unhideWhenUsed="1" w:qFormat="1"/>
+    <w:lsdException w:name="Plain Table 1" w:uiPriority="41"/>
+    <w:lsdException w:name="Plain Table 2" w:uiPriority="42"/>
+    <w:lsdException w:name="Plain Table 3" w:uiPriority="43"/>
+    <w:lsdException w:name="Plain Table 4" w:uiPriority="44"/>
+    <w:lsdException w:name="Plain Table 5" w:uiPriority="45"/>
+    <w:lsdException w:name="Grid Table Light" w:uiPriority="40"/>
+    <w:lsdException w:name="Grid Table 1 Light" w:uiPriority="46"/>
+    <w:lsdException w:name="Grid Table 2" w:uiPriority="47"/>
+    <w:lsdException w:name="Grid Table 3" w:uiPriority="48"/>
+    <w:lsdException w:name="Grid Table 4" w:uiPriority="49"/>
+    <w:lsdException w:name="Grid Table 5 Dark" w:uiPriority="50"/>
+    <w:lsdException w:name="Grid Table 6 Colorful" w:uiPriority="51"/>
+    <w:lsdException w:name="Grid Table 7 Colorful" w:uiPriority="52"/>
+    <w:lsdException w:name="Grid Table 1 Light Accent 1" w:uiPriority="46"/>
+    <w:lsdException w:name="Grid Table 2 Accent 1" w:uiPriority="47"/>
+    <w:lsdException w:name="Grid Table 3 Accent 1" w:uiPriority="48"/>
+    <w:lsdException w:name="Grid Table 4 Accent 1" w:uiPriority="49"/>
+    <w:lsdException w:name="Grid Table 5 Dark Accent 1" w:uiPriority="50"/>
+    <w:lsdException w:name="Grid Table 6 Colorful Accent 1" w:uiPriority="51"/>
+    <w:lsdException w:name="Grid Table 7 Colorful Accent 1" w:uiPriority="52"/>
+    <w:lsdException w:name="Grid Table 1 Light Accent 2" w:uiPriority="46"/>
+    <w:lsdException w:name="Grid Table 2 Accent 2" w:uiPriority="47"/>
+    <w:lsdException w:name="Grid Table 3 Accent 2" w:uiPriority="48"/>
+    <w:lsdException w:name="Grid Table 4 Accent 2" w:uiPriority="49"/>
+    <w:lsdException w:name="Grid Table 5 Dark Accent 2" w:uiPriority="50"/>
+    <w:lsdException w:name="Grid Table 6 Colorful Accent 2" w:uiPriority="51"/>
+    <w:lsdException w:name="Grid Table 7 Colorful Accent 2" w:uiPriority="52"/>
+    <w:lsdException w:name="Grid Table 1 Light Accent 3" w:uiPriority="46"/>
+    <w:lsdException w:name="Grid Table 2 Accent 3" w:uiPriority="47"/>
+    <w:lsdException w:name="Grid Table 3 Accent 3" w:uiPriority="48"/>
+    <w:lsdException w:name="Grid Table 4 Accent 3" w:uiPriority="49"/>
+    <w:lsdException w:name="Grid Table 5 Dark Accent 3" w:uiPriority="50"/>
+    <w:lsdException w:name="Grid Table 6 Colorful Accent 3" w:uiPriority="51"/>
+    <w:lsdException w:name="Grid Table 7 Colorful Accent 3" w:uiPriority="52"/>
+    <w:lsdException w:name="Grid Table 1 Light Accent 4" w:uiPriority="46"/>
+    <w:lsdException w:name="Grid Table 2 Accent 4" w:uiPriority="47"/>
+    <w:lsdException w:name="Grid Table 3 Accent 4" w:uiPriority="48"/>
+    <w:lsdException w:name="Grid Table 4 Accent 4" w:uiPriority="49"/>
+    <w:lsdException w:name="Grid Table 5 Dark Accent 4" w:uiPriority="50"/>
+    <w:lsdException w:name="Grid Table 6 Colorful Accent 4" w:uiPriority="51"/>
+    <w:lsdException w:name="Grid Table 7 Colorful Accent 4" w:uiPriority="52"/>
+    <w:lsdException w:name="Grid Table 1 Light Accent 5" w:uiPriority="46"/>
+    <w:lsdException w:name="Grid Table 2 Accent 5" w:uiPriority="47"/>
+    <w:lsdException w:name="Grid Table 3 Accent 5" w:uiPriority="48"/>
+    <w:lsdException w:name="Grid Table 4 Accent 5" w:uiPriority="49"/>
+    <w:lsdException w:name="Grid Table 5 Dark Accent 5" w:uiPriority="50"/>
+    <w:lsdException w:name="Grid Table 6 Colorful Accent 5" w:uiPriority="51"/>
+    <w:lsdException w:name="Grid Table 7 Colorful Accent 5" w:uiPriority="52"/>
+    <w:lsdException w:name="Grid Table 1 Light Accent 6" w:uiPriority="46"/>
+    <w:lsdException w:name="Grid Table 2 Accent 6" w:uiPriority="47"/>
+    <w:lsdException w:name="Grid Table 3 Accent 6" w:uiPriority="48"/>
+    <w:lsdException w:name="Grid Table 4 Accent 6" w:uiPriority="49"/>
+    <w:lsdException w:name="Grid Table 5 Dark Accent 6" w:uiPriority="50"/>
+    <w:lsdException w:name="Grid Table 6 Colorful Accent 6" w:uiPriority="51"/>
+    <w:lsdException w:name="Grid Table 7 Colorful Accent 6" w:uiPriority="52"/>
+    <w:lsdException w:name="List Table 1 Light" w:uiPriority="46"/>
+    <w:lsdException w:name="List Table 2" w:uiPriority="47"/>
+    <w:lsdException w:name="List Table 3" w:uiPriority="48"/>
+    <w:lsdException w:name="List Table 4" w:uiPriority="49"/>
+    <w:lsdException w:name="List Table 5 Dark" w:uiPriority="50"/>
+    <w:lsdException w:name="List Table 6 Colorful" w:uiPriority="51"/>
+    <w:lsdException w:name="List Table 7 Colorful" w:uiPriority="52"/>
+    <w:lsdException w:name="List Table 1 Light Accent 1" w:uiPriority="46"/>
+    <w:lsdException w:name="List Table 2 Accent 1" w:uiPriority="47"/>
+    <w:lsdException w:name="List Table 3 Accent 1" w:uiPriority="48"/>
+    <w:lsdException w:name="List Table 4 Accent 1" w:uiPriority="49"/>
+    <w:lsdException w:name="List Table 5 Dark Accent 1" w:uiPriority="50"/>
+    <w:lsdException w:name="List Table 6 Colorful Accent 1" w:uiPriority="51"/>
+    <w:lsdException w:name="List Table 7 Colorful Accent 1" w:uiPriority="52"/>
+    <w:lsdException w:name="List Table 1 Light Accent 2" w:uiPriority="46"/>
+    <w:lsdException w:name="List Table 2 Accent 2" w:uiPriority="47"/>
+    <w:lsdException w:name="List Table 3 Accent 2" w:uiPriority="48"/>
+    <w:lsdException w:name="List Table 4 Accent 2" w:uiPriority="49"/>
+    <w:lsdException w:name="List Table 5 Dark Accent 2" w:uiPriority="50"/>
+    <w:lsdException w:name="List Table 6 Colorful Accent 2" w:uiPriority="51"/>
+    <w:lsdException w:name="List Table 7 Colorful Accent 2" w:uiPriority="52"/>
+    <w:lsdException w:name="List Table 1 Light Accent 3" w:uiPriority="46"/>
+    <w:lsdException w:name="List Table 2 Accent 3" w:uiPriority="47"/>
+    <w:lsdException w:name="List Table 3 Accent 3" w:uiPriority="48"/>
+    <w:lsdException w:name="List Table 4 Accent 3" w:uiPriority="49"/>
+    <w:lsdException w:name="List Table 5 Dark Accent 3" w:uiPriority="50"/>
+    <w:lsdException w:name="List Table 6 Colorful Accent 3" w:uiPriority="51"/>
+    <w:lsdException w:name="List Table 7 Colorful Accent 3" w:uiPriority="52"/>
+    <w:lsdException w:name="List Table 1 Light Accent 4" w:uiPriority="46"/>
+    <w:lsdException w:name="List Table 2 Accent 4" w:uiPriority="47"/>
+    <w:lsdException w:name="List Table 3 Accent 4" w:uiPriority="48"/>
+    <w:lsdException w:name="List Table 4 Accent 4" w:uiPriority="49"/>
+    <w:lsdException w:name="List Table 5 Dark Accent 4" w:uiPriority="50"/>
+    <w:lsdException w:name="List Table 6 Colorful Accent 4" w:uiPriority="51"/>
+    <w:lsdException w:name="List Table 7 Colorful Accent 4" w:uiPriority="52"/>
+    <w:lsdException w:name="List Table 1 Light Accent 5" w:uiPriority="46"/>
+    <w:lsdException w:name="List Table 2 Accent 5" w:uiPriority="47"/>
+    <w:lsdException w:name="List Table 3 Accent 5" w:uiPriority="48"/>
+    <w:lsdException w:name="List Table 4 Accent 5" w:uiPriority="49"/>
+    <w:lsdException w:name="List Table 5 Dark Accent 5" w:uiPriority="50"/>
+    <w:lsdException w:name="List Table 6 Colorful Accent 5" w:uiPriority="51"/>
+    <w:lsdException w:name="List Table 7 Colorful Accent 5" w:uiPriority="52"/>
+    <w:lsdException w:name="List Table 1 Light Accent 6" w:uiPriority="46"/>
+    <w:lsdException w:name="List Table 2 Accent 6" w:uiPriority="47"/>
+    <w:lsdException w:name="List Table 3 Accent 6" w:uiPriority="48"/>
+    <w:lsdException w:name="List Table 4 Accent 6" w:uiPriority="49"/>
+    <w:lsdException w:name="List Table 5 Dark Accent 6" w:uiPriority="50"/>
+    <w:lsdException w:name="List Table 6 Colorful Accent 6" w:uiPriority="51"/>
+    <w:lsdException w:name="List Table 7 Colorful Accent 6" w:uiPriority="52"/>
+    <w:lsdException w:name="Mention" w:semiHidden="1" w:unhideWhenUsed="1"/>
+    <w:lsdException w:name="Smart Hyperlink" w:semiHidden="1" w:unhideWhenUsed="1"/>
+    <w:lsdException w:name="Hashtag" w:semiHidden="1" w:unhideWhenUsed="1"/>
+    <w:lsdException w:name="Unresolved Mention" w:semiHidden="1" w:unhideWhenUsed="1"/>
   </w:latentStyles>
   <w:style w:type="paragraph" w:default="1" w:styleId="Normal">
     <w:name w:val="Normal"/>
@@ -3043,7 +5024,6 @@
     <w:uiPriority w:val="99"/>
     <w:semiHidden/>
     <w:unhideWhenUsed/>
-    <w:qFormat/>
     <w:tblPr>
       <w:tblInd w:w="0" w:type="dxa"/>
       <w:tblCellMar>
@@ -3363,7 +5343,7 @@
   <a:extraClrSchemeLst/>
   <a:extLst>
     <a:ext uri="{05A4C25C-085E-4340-85A3-A5531E510DB2}">
-      <thm15:themeFamily xmlns="" xmlns:thm15="http://schemas.microsoft.com/office/thememl/2012/main" name="Office Theme" id="{62F939B6-93AF-4DB8-9C6B-D6C7DFDC589F}" vid="{4A3C46E8-61CC-4603-A589-7422A47A8E4A}"/>
+      <thm15:themeFamily xmlns:thm15="http://schemas.microsoft.com/office/thememl/2012/main" name="Office Theme" id="{62F939B6-93AF-4DB8-9C6B-D6C7DFDC589F}" vid="{4A3C46E8-61CC-4603-A589-7422A47A8E4A}"/>
     </a:ext>
   </a:extLst>
 </a:theme>
